--- a/kits/redcap-xlsform/samples/04_codebook/lakeside_kobo_codebook.docx
+++ b/kits/redcap-xlsform/samples/04_codebook/lakeside_kobo_codebook.docx
@@ -26,16 +26,15 @@
         <w:tblLook w:firstColumn="1" w:firstRow="1" w:lastColumn="0" w:lastRow="0" w:noHBand="0" w:noVBand="1" w:val="04A0"/>
       </w:tblPr>
       <w:tblGrid>
-        <w:gridCol w:w="3027"/>
-        <w:gridCol w:w="3027"/>
-        <w:gridCol w:w="3027"/>
-        <w:gridCol w:w="3027"/>
-        <w:gridCol w:w="3027"/>
+        <w:gridCol w:w="3784"/>
+        <w:gridCol w:w="3784"/>
+        <w:gridCol w:w="3784"/>
+        <w:gridCol w:w="3784"/>
       </w:tblGrid>
       <w:tr>
         <w:tc>
           <w:tcPr>
-            <w:tcW w:type="dxa" w:w="3027"/>
+            <w:tcW w:type="dxa" w:w="3784"/>
             <w:shd w:val="clear" w:color="auto" w:fill="F3F6F9"/>
           </w:tcPr>
           <w:p>
@@ -48,13 +47,13 @@
                 <w:b/>
                 <w:sz w:val="24"/>
               </w:rPr>
-              <w:t>lakeside_health_check.xlsx</w:t>
-            </w:r>
-          </w:p>
-        </w:tc>
-        <w:tc>
-          <w:tcPr>
-            <w:tcW w:type="dxa" w:w="3027"/>
+              <w:t>lakeside_health_check</w:t>
+            </w:r>
+          </w:p>
+        </w:tc>
+        <w:tc>
+          <w:tcPr>
+            <w:tcW w:type="dxa" w:w="3784"/>
             <w:shd w:val="clear" w:color="auto" w:fill="F3F6F9"/>
           </w:tcPr>
           <w:p>
@@ -67,13 +66,13 @@
                 <w:b/>
                 <w:sz w:val="24"/>
               </w:rPr>
-              <w:t>lakeside_health_check</w:t>
-            </w:r>
-          </w:p>
-        </w:tc>
-        <w:tc>
-          <w:tcPr>
-            <w:tcW w:type="dxa" w:w="3027"/>
+              <w:t>2026100701</w:t>
+            </w:r>
+          </w:p>
+        </w:tc>
+        <w:tc>
+          <w:tcPr>
+            <w:tcW w:type="dxa" w:w="3784"/>
             <w:shd w:val="clear" w:color="auto" w:fill="F3F6F9"/>
           </w:tcPr>
           <w:p>
@@ -86,13 +85,13 @@
                 <w:b/>
                 <w:sz w:val="24"/>
               </w:rPr>
-              <w:t>2026100701</w:t>
-            </w:r>
-          </w:p>
-        </w:tc>
-        <w:tc>
-          <w:tcPr>
-            <w:tcW w:type="dxa" w:w="3027"/>
+              <w:t>58</w:t>
+            </w:r>
+          </w:p>
+        </w:tc>
+        <w:tc>
+          <w:tcPr>
+            <w:tcW w:type="dxa" w:w="3784"/>
             <w:shd w:val="clear" w:color="auto" w:fill="F3F6F9"/>
           </w:tcPr>
           <w:p>
@@ -105,25 +104,6 @@
                 <w:b/>
                 <w:sz w:val="24"/>
               </w:rPr>
-              <w:t>58</w:t>
-            </w:r>
-          </w:p>
-        </w:tc>
-        <w:tc>
-          <w:tcPr>
-            <w:tcW w:type="dxa" w:w="3027"/>
-            <w:shd w:val="clear" w:color="auto" w:fill="F3F6F9"/>
-          </w:tcPr>
-          <w:p>
-            <w:pPr>
-              <w:spacing w:after="0"/>
-            </w:pPr>
-            <w:r/>
-            <w:r>
-              <w:rPr>
-                <w:b/>
-                <w:sz w:val="24"/>
-              </w:rPr>
               <w:t>English (en)</w:t>
             </w:r>
           </w:p>
@@ -132,7 +112,7 @@
       <w:tr>
         <w:tc>
           <w:tcPr>
-            <w:tcW w:type="dxa" w:w="3027"/>
+            <w:tcW w:type="dxa" w:w="3784"/>
             <w:shd w:val="clear" w:color="auto" w:fill="F3F6F9"/>
           </w:tcPr>
           <w:p>
@@ -145,13 +125,13 @@
                 <w:color w:val="5B6672"/>
                 <w:sz w:val="17"/>
               </w:rPr>
-              <w:t>Source file</w:t>
-            </w:r>
-          </w:p>
-        </w:tc>
-        <w:tc>
-          <w:tcPr>
-            <w:tcW w:type="dxa" w:w="3027"/>
+              <w:t>Form id</w:t>
+            </w:r>
+          </w:p>
+        </w:tc>
+        <w:tc>
+          <w:tcPr>
+            <w:tcW w:type="dxa" w:w="3784"/>
             <w:shd w:val="clear" w:color="auto" w:fill="F3F6F9"/>
           </w:tcPr>
           <w:p>
@@ -164,13 +144,13 @@
                 <w:color w:val="5B6672"/>
                 <w:sz w:val="17"/>
               </w:rPr>
-              <w:t>Form id</w:t>
-            </w:r>
-          </w:p>
-        </w:tc>
-        <w:tc>
-          <w:tcPr>
-            <w:tcW w:type="dxa" w:w="3027"/>
+              <w:t>Version</w:t>
+            </w:r>
+          </w:p>
+        </w:tc>
+        <w:tc>
+          <w:tcPr>
+            <w:tcW w:type="dxa" w:w="3784"/>
             <w:shd w:val="clear" w:color="auto" w:fill="F3F6F9"/>
           </w:tcPr>
           <w:p>
@@ -183,32 +163,13 @@
                 <w:color w:val="5B6672"/>
                 <w:sz w:val="17"/>
               </w:rPr>
-              <w:t>Version</w:t>
-            </w:r>
-          </w:p>
-        </w:tc>
-        <w:tc>
-          <w:tcPr>
-            <w:tcW w:type="dxa" w:w="3027"/>
-            <w:shd w:val="clear" w:color="auto" w:fill="F3F6F9"/>
-          </w:tcPr>
-          <w:p>
-            <w:pPr>
-              <w:spacing w:after="0"/>
-            </w:pPr>
-            <w:r/>
-            <w:r>
-              <w:rPr>
-                <w:color w:val="5B6672"/>
-                <w:sz w:val="17"/>
-              </w:rPr>
               <w:t>Variables</w:t>
             </w:r>
           </w:p>
         </w:tc>
         <w:tc>
           <w:tcPr>
-            <w:tcW w:type="dxa" w:w="3027"/>
+            <w:tcW w:type="dxa" w:w="3784"/>
             <w:shd w:val="clear" w:color="auto" w:fill="F3F6F9"/>
           </w:tcPr>
           <w:p>
@@ -929,11 +890,11 @@
         <w:tblLook w:firstColumn="1" w:firstRow="1" w:lastColumn="0" w:lastRow="0" w:noHBand="0" w:noVBand="1" w:val="04A0"/>
       </w:tblPr>
       <w:tblGrid>
-        <w:gridCol w:w="2381"/>
-        <w:gridCol w:w="4309"/>
-        <w:gridCol w:w="2041"/>
-        <w:gridCol w:w="3572"/>
-        <w:gridCol w:w="2835"/>
+        <w:gridCol w:w="2721"/>
+        <w:gridCol w:w="4195"/>
+        <w:gridCol w:w="1928"/>
+        <w:gridCol w:w="3402"/>
+        <w:gridCol w:w="2891"/>
       </w:tblGrid>
       <w:tr>
         <w:trPr>
@@ -941,7 +902,7 @@
         </w:trPr>
         <w:tc>
           <w:tcPr>
-            <w:tcW w:type="dxa" w:w="2381"/>
+            <w:tcW w:type="dxa" w:w="2721"/>
             <w:shd w:val="clear" w:color="auto" w:fill="E8EEF4"/>
           </w:tcPr>
           <w:p>
@@ -960,7 +921,7 @@
         </w:tc>
         <w:tc>
           <w:tcPr>
-            <w:tcW w:type="dxa" w:w="4309"/>
+            <w:tcW w:type="dxa" w:w="4195"/>
             <w:shd w:val="clear" w:color="auto" w:fill="E8EEF4"/>
           </w:tcPr>
           <w:p>
@@ -979,7 +940,7 @@
         </w:tc>
         <w:tc>
           <w:tcPr>
-            <w:tcW w:type="dxa" w:w="2041"/>
+            <w:tcW w:type="dxa" w:w="1928"/>
             <w:shd w:val="clear" w:color="auto" w:fill="E8EEF4"/>
           </w:tcPr>
           <w:p>
@@ -998,7 +959,7 @@
         </w:tc>
         <w:tc>
           <w:tcPr>
-            <w:tcW w:type="dxa" w:w="3572"/>
+            <w:tcW w:type="dxa" w:w="3402"/>
             <w:shd w:val="clear" w:color="auto" w:fill="E8EEF4"/>
           </w:tcPr>
           <w:p>
@@ -1017,7 +978,7 @@
         </w:tc>
         <w:tc>
           <w:tcPr>
-            <w:tcW w:type="dxa" w:w="2835"/>
+            <w:tcW w:type="dxa" w:w="2891"/>
             <w:shd w:val="clear" w:color="auto" w:fill="E8EEF4"/>
           </w:tcPr>
           <w:p>
@@ -1041,7 +1002,7 @@
         </w:trPr>
         <w:tc>
           <w:tcPr>
-            <w:tcW w:type="dxa" w:w="2381"/>
+            <w:tcW w:type="dxa" w:w="2721"/>
           </w:tcPr>
           <w:p>
             <w:pPr>
@@ -1060,7 +1021,7 @@
         </w:tc>
         <w:tc>
           <w:tcPr>
-            <w:tcW w:type="dxa" w:w="4309"/>
+            <w:tcW w:type="dxa" w:w="4195"/>
           </w:tcPr>
           <w:p>
             <w:pPr>
@@ -1077,7 +1038,7 @@
         </w:tc>
         <w:tc>
           <w:tcPr>
-            <w:tcW w:type="dxa" w:w="2041"/>
+            <w:tcW w:type="dxa" w:w="1928"/>
           </w:tcPr>
           <w:p>
             <w:pPr>
@@ -1094,7 +1055,7 @@
         </w:tc>
         <w:tc>
           <w:tcPr>
-            <w:tcW w:type="dxa" w:w="3572"/>
+            <w:tcW w:type="dxa" w:w="3402"/>
           </w:tcPr>
           <w:p>
             <w:pPr>
@@ -1110,7 +1071,7 @@
         </w:tc>
         <w:tc>
           <w:tcPr>
-            <w:tcW w:type="dxa" w:w="2835"/>
+            <w:tcW w:type="dxa" w:w="2891"/>
           </w:tcPr>
           <w:p>
             <w:pPr>
@@ -1132,7 +1093,7 @@
         </w:trPr>
         <w:tc>
           <w:tcPr>
-            <w:tcW w:type="dxa" w:w="2381"/>
+            <w:tcW w:type="dxa" w:w="2721"/>
           </w:tcPr>
           <w:p>
             <w:pPr>
@@ -1151,7 +1112,7 @@
         </w:tc>
         <w:tc>
           <w:tcPr>
-            <w:tcW w:type="dxa" w:w="4309"/>
+            <w:tcW w:type="dxa" w:w="4195"/>
           </w:tcPr>
           <w:p>
             <w:pPr>
@@ -1168,7 +1129,7 @@
         </w:tc>
         <w:tc>
           <w:tcPr>
-            <w:tcW w:type="dxa" w:w="2041"/>
+            <w:tcW w:type="dxa" w:w="1928"/>
           </w:tcPr>
           <w:p>
             <w:pPr>
@@ -1185,7 +1146,7 @@
         </w:tc>
         <w:tc>
           <w:tcPr>
-            <w:tcW w:type="dxa" w:w="3572"/>
+            <w:tcW w:type="dxa" w:w="3402"/>
           </w:tcPr>
           <w:p>
             <w:pPr>
@@ -1201,7 +1162,7 @@
         </w:tc>
         <w:tc>
           <w:tcPr>
-            <w:tcW w:type="dxa" w:w="2835"/>
+            <w:tcW w:type="dxa" w:w="2891"/>
           </w:tcPr>
           <w:p>
             <w:pPr>
@@ -1223,7 +1184,7 @@
         </w:trPr>
         <w:tc>
           <w:tcPr>
-            <w:tcW w:type="dxa" w:w="2381"/>
+            <w:tcW w:type="dxa" w:w="2721"/>
           </w:tcPr>
           <w:p>
             <w:pPr>
@@ -1242,7 +1203,7 @@
         </w:tc>
         <w:tc>
           <w:tcPr>
-            <w:tcW w:type="dxa" w:w="4309"/>
+            <w:tcW w:type="dxa" w:w="4195"/>
           </w:tcPr>
           <w:p>
             <w:pPr>
@@ -1259,7 +1220,7 @@
         </w:tc>
         <w:tc>
           <w:tcPr>
-            <w:tcW w:type="dxa" w:w="2041"/>
+            <w:tcW w:type="dxa" w:w="1928"/>
           </w:tcPr>
           <w:p>
             <w:pPr>
@@ -1276,7 +1237,7 @@
         </w:tc>
         <w:tc>
           <w:tcPr>
-            <w:tcW w:type="dxa" w:w="3572"/>
+            <w:tcW w:type="dxa" w:w="3402"/>
           </w:tcPr>
           <w:p>
             <w:pPr>
@@ -1292,7 +1253,7 @@
         </w:tc>
         <w:tc>
           <w:tcPr>
-            <w:tcW w:type="dxa" w:w="2835"/>
+            <w:tcW w:type="dxa" w:w="2891"/>
           </w:tcPr>
           <w:p>
             <w:pPr>
@@ -1314,7 +1275,7 @@
         </w:trPr>
         <w:tc>
           <w:tcPr>
-            <w:tcW w:type="dxa" w:w="2381"/>
+            <w:tcW w:type="dxa" w:w="2721"/>
           </w:tcPr>
           <w:p>
             <w:pPr>
@@ -1333,7 +1294,7 @@
         </w:tc>
         <w:tc>
           <w:tcPr>
-            <w:tcW w:type="dxa" w:w="4309"/>
+            <w:tcW w:type="dxa" w:w="4195"/>
           </w:tcPr>
           <w:p>
             <w:pPr>
@@ -1351,7 +1312,7 @@
         </w:tc>
         <w:tc>
           <w:tcPr>
-            <w:tcW w:type="dxa" w:w="2041"/>
+            <w:tcW w:type="dxa" w:w="1928"/>
           </w:tcPr>
           <w:p>
             <w:pPr>
@@ -1368,7 +1329,7 @@
         </w:tc>
         <w:tc>
           <w:tcPr>
-            <w:tcW w:type="dxa" w:w="3572"/>
+            <w:tcW w:type="dxa" w:w="3402"/>
           </w:tcPr>
           <w:p>
             <w:pPr>
@@ -1384,7 +1345,7 @@
         </w:tc>
         <w:tc>
           <w:tcPr>
-            <w:tcW w:type="dxa" w:w="2835"/>
+            <w:tcW w:type="dxa" w:w="2891"/>
           </w:tcPr>
           <w:p>
             <w:pPr>
@@ -1406,7 +1367,7 @@
         </w:trPr>
         <w:tc>
           <w:tcPr>
-            <w:tcW w:type="dxa" w:w="2381"/>
+            <w:tcW w:type="dxa" w:w="2721"/>
           </w:tcPr>
           <w:p>
             <w:pPr>
@@ -1437,7 +1398,7 @@
         </w:tc>
         <w:tc>
           <w:tcPr>
-            <w:tcW w:type="dxa" w:w="4309"/>
+            <w:tcW w:type="dxa" w:w="4195"/>
           </w:tcPr>
           <w:p>
             <w:pPr>
@@ -1467,7 +1428,7 @@
         </w:tc>
         <w:tc>
           <w:tcPr>
-            <w:tcW w:type="dxa" w:w="2041"/>
+            <w:tcW w:type="dxa" w:w="1928"/>
           </w:tcPr>
           <w:p>
             <w:pPr>
@@ -1484,7 +1445,7 @@
         </w:tc>
         <w:tc>
           <w:tcPr>
-            <w:tcW w:type="dxa" w:w="3572"/>
+            <w:tcW w:type="dxa" w:w="3402"/>
           </w:tcPr>
           <w:p>
             <w:pPr>
@@ -1501,7 +1462,7 @@
         </w:tc>
         <w:tc>
           <w:tcPr>
-            <w:tcW w:type="dxa" w:w="2835"/>
+            <w:tcW w:type="dxa" w:w="2891"/>
           </w:tcPr>
           <w:p>
             <w:pPr>
@@ -1523,7 +1484,7 @@
         </w:trPr>
         <w:tc>
           <w:tcPr>
-            <w:tcW w:type="dxa" w:w="2381"/>
+            <w:tcW w:type="dxa" w:w="2721"/>
           </w:tcPr>
           <w:p>
             <w:pPr>
@@ -1554,7 +1515,7 @@
         </w:tc>
         <w:tc>
           <w:tcPr>
-            <w:tcW w:type="dxa" w:w="4309"/>
+            <w:tcW w:type="dxa" w:w="4195"/>
           </w:tcPr>
           <w:p>
             <w:pPr>
@@ -1571,7 +1532,7 @@
         </w:tc>
         <w:tc>
           <w:tcPr>
-            <w:tcW w:type="dxa" w:w="2041"/>
+            <w:tcW w:type="dxa" w:w="1928"/>
           </w:tcPr>
           <w:p>
             <w:pPr>
@@ -1588,7 +1549,7 @@
         </w:tc>
         <w:tc>
           <w:tcPr>
-            <w:tcW w:type="dxa" w:w="3572"/>
+            <w:tcW w:type="dxa" w:w="3402"/>
           </w:tcPr>
           <w:p>
             <w:pPr>
@@ -1638,7 +1599,7 @@
         </w:tc>
         <w:tc>
           <w:tcPr>
-            <w:tcW w:type="dxa" w:w="2835"/>
+            <w:tcW w:type="dxa" w:w="2891"/>
           </w:tcPr>
           <w:p>
             <w:pPr>
@@ -1684,11 +1645,11 @@
         <w:tblLook w:firstColumn="1" w:firstRow="1" w:lastColumn="0" w:lastRow="0" w:noHBand="0" w:noVBand="1" w:val="04A0"/>
       </w:tblPr>
       <w:tblGrid>
-        <w:gridCol w:w="2381"/>
-        <w:gridCol w:w="4309"/>
-        <w:gridCol w:w="2041"/>
-        <w:gridCol w:w="3572"/>
-        <w:gridCol w:w="2835"/>
+        <w:gridCol w:w="2721"/>
+        <w:gridCol w:w="4195"/>
+        <w:gridCol w:w="1928"/>
+        <w:gridCol w:w="3402"/>
+        <w:gridCol w:w="2891"/>
       </w:tblGrid>
       <w:tr>
         <w:trPr>
@@ -1696,7 +1657,7 @@
         </w:trPr>
         <w:tc>
           <w:tcPr>
-            <w:tcW w:type="dxa" w:w="2381"/>
+            <w:tcW w:type="dxa" w:w="2721"/>
             <w:shd w:val="clear" w:color="auto" w:fill="E8EEF4"/>
           </w:tcPr>
           <w:p>
@@ -1715,7 +1676,7 @@
         </w:tc>
         <w:tc>
           <w:tcPr>
-            <w:tcW w:type="dxa" w:w="4309"/>
+            <w:tcW w:type="dxa" w:w="4195"/>
             <w:shd w:val="clear" w:color="auto" w:fill="E8EEF4"/>
           </w:tcPr>
           <w:p>
@@ -1734,7 +1695,7 @@
         </w:tc>
         <w:tc>
           <w:tcPr>
-            <w:tcW w:type="dxa" w:w="2041"/>
+            <w:tcW w:type="dxa" w:w="1928"/>
             <w:shd w:val="clear" w:color="auto" w:fill="E8EEF4"/>
           </w:tcPr>
           <w:p>
@@ -1753,7 +1714,7 @@
         </w:tc>
         <w:tc>
           <w:tcPr>
-            <w:tcW w:type="dxa" w:w="3572"/>
+            <w:tcW w:type="dxa" w:w="3402"/>
             <w:shd w:val="clear" w:color="auto" w:fill="E8EEF4"/>
           </w:tcPr>
           <w:p>
@@ -1772,7 +1733,7 @@
         </w:tc>
         <w:tc>
           <w:tcPr>
-            <w:tcW w:type="dxa" w:w="2835"/>
+            <w:tcW w:type="dxa" w:w="2891"/>
             <w:shd w:val="clear" w:color="auto" w:fill="E8EEF4"/>
           </w:tcPr>
           <w:p>
@@ -1796,7 +1757,7 @@
         </w:trPr>
         <w:tc>
           <w:tcPr>
-            <w:tcW w:type="dxa" w:w="2381"/>
+            <w:tcW w:type="dxa" w:w="2721"/>
           </w:tcPr>
           <w:p>
             <w:pPr>
@@ -1827,7 +1788,7 @@
         </w:tc>
         <w:tc>
           <w:tcPr>
-            <w:tcW w:type="dxa" w:w="4309"/>
+            <w:tcW w:type="dxa" w:w="4195"/>
           </w:tcPr>
           <w:p>
             <w:pPr>
@@ -1844,7 +1805,7 @@
         </w:tc>
         <w:tc>
           <w:tcPr>
-            <w:tcW w:type="dxa" w:w="2041"/>
+            <w:tcW w:type="dxa" w:w="1928"/>
           </w:tcPr>
           <w:p>
             <w:pPr>
@@ -1861,7 +1822,7 @@
         </w:tc>
         <w:tc>
           <w:tcPr>
-            <w:tcW w:type="dxa" w:w="3572"/>
+            <w:tcW w:type="dxa" w:w="3402"/>
           </w:tcPr>
           <w:p>
             <w:pPr>
@@ -1878,7 +1839,7 @@
         </w:tc>
         <w:tc>
           <w:tcPr>
-            <w:tcW w:type="dxa" w:w="2835"/>
+            <w:tcW w:type="dxa" w:w="2891"/>
           </w:tcPr>
           <w:p>
             <w:pPr>
@@ -1900,7 +1861,7 @@
         </w:trPr>
         <w:tc>
           <w:tcPr>
-            <w:tcW w:type="dxa" w:w="2381"/>
+            <w:tcW w:type="dxa" w:w="2721"/>
           </w:tcPr>
           <w:p>
             <w:pPr>
@@ -1931,7 +1892,7 @@
         </w:tc>
         <w:tc>
           <w:tcPr>
-            <w:tcW w:type="dxa" w:w="4309"/>
+            <w:tcW w:type="dxa" w:w="4195"/>
           </w:tcPr>
           <w:p>
             <w:pPr>
@@ -1948,7 +1909,7 @@
         </w:tc>
         <w:tc>
           <w:tcPr>
-            <w:tcW w:type="dxa" w:w="2041"/>
+            <w:tcW w:type="dxa" w:w="1928"/>
           </w:tcPr>
           <w:p>
             <w:pPr>
@@ -1965,7 +1926,7 @@
         </w:tc>
         <w:tc>
           <w:tcPr>
-            <w:tcW w:type="dxa" w:w="3572"/>
+            <w:tcW w:type="dxa" w:w="3402"/>
           </w:tcPr>
           <w:p>
             <w:pPr>
@@ -1993,7 +1954,7 @@
         </w:tc>
         <w:tc>
           <w:tcPr>
-            <w:tcW w:type="dxa" w:w="2835"/>
+            <w:tcW w:type="dxa" w:w="2891"/>
           </w:tcPr>
           <w:p>
             <w:pPr>
@@ -2015,7 +1976,7 @@
         </w:trPr>
         <w:tc>
           <w:tcPr>
-            <w:tcW w:type="dxa" w:w="2381"/>
+            <w:tcW w:type="dxa" w:w="2721"/>
           </w:tcPr>
           <w:p>
             <w:pPr>
@@ -2034,7 +1995,7 @@
         </w:tc>
         <w:tc>
           <w:tcPr>
-            <w:tcW w:type="dxa" w:w="4309"/>
+            <w:tcW w:type="dxa" w:w="4195"/>
           </w:tcPr>
           <w:p>
             <w:pPr>
@@ -2052,7 +2013,7 @@
         </w:tc>
         <w:tc>
           <w:tcPr>
-            <w:tcW w:type="dxa" w:w="2041"/>
+            <w:tcW w:type="dxa" w:w="1928"/>
           </w:tcPr>
           <w:p>
             <w:pPr>
@@ -2069,7 +2030,7 @@
         </w:tc>
         <w:tc>
           <w:tcPr>
-            <w:tcW w:type="dxa" w:w="3572"/>
+            <w:tcW w:type="dxa" w:w="3402"/>
           </w:tcPr>
           <w:p>
             <w:pPr>
@@ -2085,7 +2046,7 @@
         </w:tc>
         <w:tc>
           <w:tcPr>
-            <w:tcW w:type="dxa" w:w="2835"/>
+            <w:tcW w:type="dxa" w:w="2891"/>
           </w:tcPr>
           <w:p>
             <w:pPr>
@@ -2144,11 +2105,11 @@
         <w:tblLook w:firstColumn="1" w:firstRow="1" w:lastColumn="0" w:lastRow="0" w:noHBand="0" w:noVBand="1" w:val="04A0"/>
       </w:tblPr>
       <w:tblGrid>
-        <w:gridCol w:w="2381"/>
-        <w:gridCol w:w="4309"/>
-        <w:gridCol w:w="2041"/>
-        <w:gridCol w:w="3572"/>
-        <w:gridCol w:w="2835"/>
+        <w:gridCol w:w="2721"/>
+        <w:gridCol w:w="4195"/>
+        <w:gridCol w:w="1928"/>
+        <w:gridCol w:w="3402"/>
+        <w:gridCol w:w="2891"/>
       </w:tblGrid>
       <w:tr>
         <w:trPr>
@@ -2156,7 +2117,7 @@
         </w:trPr>
         <w:tc>
           <w:tcPr>
-            <w:tcW w:type="dxa" w:w="2381"/>
+            <w:tcW w:type="dxa" w:w="2721"/>
             <w:shd w:val="clear" w:color="auto" w:fill="E8EEF4"/>
           </w:tcPr>
           <w:p>
@@ -2175,7 +2136,7 @@
         </w:tc>
         <w:tc>
           <w:tcPr>
-            <w:tcW w:type="dxa" w:w="4309"/>
+            <w:tcW w:type="dxa" w:w="4195"/>
             <w:shd w:val="clear" w:color="auto" w:fill="E8EEF4"/>
           </w:tcPr>
           <w:p>
@@ -2194,7 +2155,7 @@
         </w:tc>
         <w:tc>
           <w:tcPr>
-            <w:tcW w:type="dxa" w:w="2041"/>
+            <w:tcW w:type="dxa" w:w="1928"/>
             <w:shd w:val="clear" w:color="auto" w:fill="E8EEF4"/>
           </w:tcPr>
           <w:p>
@@ -2213,7 +2174,7 @@
         </w:tc>
         <w:tc>
           <w:tcPr>
-            <w:tcW w:type="dxa" w:w="3572"/>
+            <w:tcW w:type="dxa" w:w="3402"/>
             <w:shd w:val="clear" w:color="auto" w:fill="E8EEF4"/>
           </w:tcPr>
           <w:p>
@@ -2232,7 +2193,7 @@
         </w:tc>
         <w:tc>
           <w:tcPr>
-            <w:tcW w:type="dxa" w:w="2835"/>
+            <w:tcW w:type="dxa" w:w="2891"/>
             <w:shd w:val="clear" w:color="auto" w:fill="E8EEF4"/>
           </w:tcPr>
           <w:p>
@@ -2256,7 +2217,7 @@
         </w:trPr>
         <w:tc>
           <w:tcPr>
-            <w:tcW w:type="dxa" w:w="2381"/>
+            <w:tcW w:type="dxa" w:w="2721"/>
           </w:tcPr>
           <w:p>
             <w:pPr>
@@ -2287,7 +2248,7 @@
         </w:tc>
         <w:tc>
           <w:tcPr>
-            <w:tcW w:type="dxa" w:w="4309"/>
+            <w:tcW w:type="dxa" w:w="4195"/>
           </w:tcPr>
           <w:p>
             <w:pPr>
@@ -2304,7 +2265,7 @@
         </w:tc>
         <w:tc>
           <w:tcPr>
-            <w:tcW w:type="dxa" w:w="2041"/>
+            <w:tcW w:type="dxa" w:w="1928"/>
           </w:tcPr>
           <w:p>
             <w:pPr>
@@ -2321,7 +2282,7 @@
         </w:tc>
         <w:tc>
           <w:tcPr>
-            <w:tcW w:type="dxa" w:w="3572"/>
+            <w:tcW w:type="dxa" w:w="3402"/>
           </w:tcPr>
           <w:p>
             <w:pPr>
@@ -2338,7 +2299,7 @@
         </w:tc>
         <w:tc>
           <w:tcPr>
-            <w:tcW w:type="dxa" w:w="2835"/>
+            <w:tcW w:type="dxa" w:w="2891"/>
           </w:tcPr>
           <w:p>
             <w:pPr>
@@ -2360,7 +2321,7 @@
         </w:trPr>
         <w:tc>
           <w:tcPr>
-            <w:tcW w:type="dxa" w:w="2381"/>
+            <w:tcW w:type="dxa" w:w="2721"/>
           </w:tcPr>
           <w:p>
             <w:pPr>
@@ -2379,7 +2340,7 @@
         </w:tc>
         <w:tc>
           <w:tcPr>
-            <w:tcW w:type="dxa" w:w="4309"/>
+            <w:tcW w:type="dxa" w:w="4195"/>
           </w:tcPr>
           <w:p>
             <w:pPr>
@@ -2396,7 +2357,7 @@
         </w:tc>
         <w:tc>
           <w:tcPr>
-            <w:tcW w:type="dxa" w:w="2041"/>
+            <w:tcW w:type="dxa" w:w="1928"/>
           </w:tcPr>
           <w:p>
             <w:pPr>
@@ -2413,7 +2374,7 @@
         </w:tc>
         <w:tc>
           <w:tcPr>
-            <w:tcW w:type="dxa" w:w="3572"/>
+            <w:tcW w:type="dxa" w:w="3402"/>
           </w:tcPr>
           <w:p>
             <w:pPr>
@@ -2430,7 +2391,7 @@
         </w:tc>
         <w:tc>
           <w:tcPr>
-            <w:tcW w:type="dxa" w:w="2835"/>
+            <w:tcW w:type="dxa" w:w="2891"/>
           </w:tcPr>
           <w:p>
             <w:pPr>
@@ -2452,7 +2413,7 @@
         </w:trPr>
         <w:tc>
           <w:tcPr>
-            <w:tcW w:type="dxa" w:w="2381"/>
+            <w:tcW w:type="dxa" w:w="2721"/>
           </w:tcPr>
           <w:p>
             <w:pPr>
@@ -2471,7 +2432,7 @@
         </w:tc>
         <w:tc>
           <w:tcPr>
-            <w:tcW w:type="dxa" w:w="4309"/>
+            <w:tcW w:type="dxa" w:w="4195"/>
           </w:tcPr>
           <w:p>
             <w:pPr>
@@ -2489,7 +2450,7 @@
         </w:tc>
         <w:tc>
           <w:tcPr>
-            <w:tcW w:type="dxa" w:w="2041"/>
+            <w:tcW w:type="dxa" w:w="1928"/>
           </w:tcPr>
           <w:p>
             <w:pPr>
@@ -2506,7 +2467,7 @@
         </w:tc>
         <w:tc>
           <w:tcPr>
-            <w:tcW w:type="dxa" w:w="3572"/>
+            <w:tcW w:type="dxa" w:w="3402"/>
           </w:tcPr>
           <w:p>
             <w:pPr>
@@ -2522,7 +2483,7 @@
         </w:tc>
         <w:tc>
           <w:tcPr>
-            <w:tcW w:type="dxa" w:w="2835"/>
+            <w:tcW w:type="dxa" w:w="2891"/>
           </w:tcPr>
           <w:p>
             <w:pPr>
@@ -2557,7 +2518,7 @@
         </w:trPr>
         <w:tc>
           <w:tcPr>
-            <w:tcW w:type="dxa" w:w="2381"/>
+            <w:tcW w:type="dxa" w:w="2721"/>
           </w:tcPr>
           <w:p>
             <w:pPr>
@@ -2588,7 +2549,7 @@
         </w:tc>
         <w:tc>
           <w:tcPr>
-            <w:tcW w:type="dxa" w:w="4309"/>
+            <w:tcW w:type="dxa" w:w="4195"/>
           </w:tcPr>
           <w:p>
             <w:pPr>
@@ -2605,7 +2566,7 @@
         </w:tc>
         <w:tc>
           <w:tcPr>
-            <w:tcW w:type="dxa" w:w="2041"/>
+            <w:tcW w:type="dxa" w:w="1928"/>
           </w:tcPr>
           <w:p>
             <w:pPr>
@@ -2622,7 +2583,7 @@
         </w:tc>
         <w:tc>
           <w:tcPr>
-            <w:tcW w:type="dxa" w:w="3572"/>
+            <w:tcW w:type="dxa" w:w="3402"/>
           </w:tcPr>
           <w:p>
             <w:pPr>
@@ -2661,7 +2622,7 @@
         </w:tc>
         <w:tc>
           <w:tcPr>
-            <w:tcW w:type="dxa" w:w="2835"/>
+            <w:tcW w:type="dxa" w:w="2891"/>
           </w:tcPr>
           <w:p>
             <w:pPr>
@@ -2683,7 +2644,7 @@
         </w:trPr>
         <w:tc>
           <w:tcPr>
-            <w:tcW w:type="dxa" w:w="2381"/>
+            <w:tcW w:type="dxa" w:w="2721"/>
           </w:tcPr>
           <w:p>
             <w:pPr>
@@ -2714,7 +2675,7 @@
         </w:tc>
         <w:tc>
           <w:tcPr>
-            <w:tcW w:type="dxa" w:w="4309"/>
+            <w:tcW w:type="dxa" w:w="4195"/>
           </w:tcPr>
           <w:p>
             <w:pPr>
@@ -2744,7 +2705,7 @@
         </w:tc>
         <w:tc>
           <w:tcPr>
-            <w:tcW w:type="dxa" w:w="2041"/>
+            <w:tcW w:type="dxa" w:w="1928"/>
           </w:tcPr>
           <w:p>
             <w:pPr>
@@ -2761,7 +2722,7 @@
         </w:tc>
         <w:tc>
           <w:tcPr>
-            <w:tcW w:type="dxa" w:w="3572"/>
+            <w:tcW w:type="dxa" w:w="3402"/>
           </w:tcPr>
           <w:p>
             <w:pPr>
@@ -2833,7 +2794,7 @@
         </w:tc>
         <w:tc>
           <w:tcPr>
-            <w:tcW w:type="dxa" w:w="2835"/>
+            <w:tcW w:type="dxa" w:w="2891"/>
           </w:tcPr>
           <w:p>
             <w:pPr>
@@ -2855,7 +2816,7 @@
         </w:trPr>
         <w:tc>
           <w:tcPr>
-            <w:tcW w:type="dxa" w:w="2381"/>
+            <w:tcW w:type="dxa" w:w="2721"/>
           </w:tcPr>
           <w:p>
             <w:pPr>
@@ -2874,7 +2835,7 @@
         </w:tc>
         <w:tc>
           <w:tcPr>
-            <w:tcW w:type="dxa" w:w="4309"/>
+            <w:tcW w:type="dxa" w:w="4195"/>
           </w:tcPr>
           <w:p>
             <w:pPr>
@@ -2891,7 +2852,7 @@
         </w:tc>
         <w:tc>
           <w:tcPr>
-            <w:tcW w:type="dxa" w:w="2041"/>
+            <w:tcW w:type="dxa" w:w="1928"/>
           </w:tcPr>
           <w:p>
             <w:pPr>
@@ -2908,7 +2869,7 @@
         </w:tc>
         <w:tc>
           <w:tcPr>
-            <w:tcW w:type="dxa" w:w="3572"/>
+            <w:tcW w:type="dxa" w:w="3402"/>
           </w:tcPr>
           <w:p>
             <w:pPr>
@@ -2925,7 +2886,7 @@
         </w:tc>
         <w:tc>
           <w:tcPr>
-            <w:tcW w:type="dxa" w:w="2835"/>
+            <w:tcW w:type="dxa" w:w="2891"/>
           </w:tcPr>
           <w:p>
             <w:pPr>
@@ -2971,11 +2932,11 @@
         <w:tblLook w:firstColumn="1" w:firstRow="1" w:lastColumn="0" w:lastRow="0" w:noHBand="0" w:noVBand="1" w:val="04A0"/>
       </w:tblPr>
       <w:tblGrid>
-        <w:gridCol w:w="2381"/>
-        <w:gridCol w:w="4309"/>
-        <w:gridCol w:w="2041"/>
-        <w:gridCol w:w="3572"/>
-        <w:gridCol w:w="2835"/>
+        <w:gridCol w:w="2721"/>
+        <w:gridCol w:w="4195"/>
+        <w:gridCol w:w="1928"/>
+        <w:gridCol w:w="3402"/>
+        <w:gridCol w:w="2891"/>
       </w:tblGrid>
       <w:tr>
         <w:trPr>
@@ -2983,7 +2944,7 @@
         </w:trPr>
         <w:tc>
           <w:tcPr>
-            <w:tcW w:type="dxa" w:w="2381"/>
+            <w:tcW w:type="dxa" w:w="2721"/>
             <w:shd w:val="clear" w:color="auto" w:fill="E8EEF4"/>
           </w:tcPr>
           <w:p>
@@ -3002,7 +2963,7 @@
         </w:tc>
         <w:tc>
           <w:tcPr>
-            <w:tcW w:type="dxa" w:w="4309"/>
+            <w:tcW w:type="dxa" w:w="4195"/>
             <w:shd w:val="clear" w:color="auto" w:fill="E8EEF4"/>
           </w:tcPr>
           <w:p>
@@ -3021,7 +2982,7 @@
         </w:tc>
         <w:tc>
           <w:tcPr>
-            <w:tcW w:type="dxa" w:w="2041"/>
+            <w:tcW w:type="dxa" w:w="1928"/>
             <w:shd w:val="clear" w:color="auto" w:fill="E8EEF4"/>
           </w:tcPr>
           <w:p>
@@ -3040,7 +3001,7 @@
         </w:tc>
         <w:tc>
           <w:tcPr>
-            <w:tcW w:type="dxa" w:w="3572"/>
+            <w:tcW w:type="dxa" w:w="3402"/>
             <w:shd w:val="clear" w:color="auto" w:fill="E8EEF4"/>
           </w:tcPr>
           <w:p>
@@ -3059,7 +3020,7 @@
         </w:tc>
         <w:tc>
           <w:tcPr>
-            <w:tcW w:type="dxa" w:w="2835"/>
+            <w:tcW w:type="dxa" w:w="2891"/>
             <w:shd w:val="clear" w:color="auto" w:fill="E8EEF4"/>
           </w:tcPr>
           <w:p>
@@ -3083,7 +3044,7 @@
         </w:trPr>
         <w:tc>
           <w:tcPr>
-            <w:tcW w:type="dxa" w:w="2381"/>
+            <w:tcW w:type="dxa" w:w="2721"/>
           </w:tcPr>
           <w:p>
             <w:pPr>
@@ -3114,7 +3075,7 @@
         </w:tc>
         <w:tc>
           <w:tcPr>
-            <w:tcW w:type="dxa" w:w="4309"/>
+            <w:tcW w:type="dxa" w:w="4195"/>
           </w:tcPr>
           <w:p>
             <w:pPr>
@@ -3131,7 +3092,7 @@
         </w:tc>
         <w:tc>
           <w:tcPr>
-            <w:tcW w:type="dxa" w:w="2041"/>
+            <w:tcW w:type="dxa" w:w="1928"/>
           </w:tcPr>
           <w:p>
             <w:pPr>
@@ -3148,7 +3109,7 @@
         </w:tc>
         <w:tc>
           <w:tcPr>
-            <w:tcW w:type="dxa" w:w="3572"/>
+            <w:tcW w:type="dxa" w:w="3402"/>
           </w:tcPr>
           <w:p>
             <w:pPr>
@@ -3242,7 +3203,7 @@
         </w:tc>
         <w:tc>
           <w:tcPr>
-            <w:tcW w:type="dxa" w:w="2835"/>
+            <w:tcW w:type="dxa" w:w="2891"/>
           </w:tcPr>
           <w:p>
             <w:pPr>
@@ -3264,7 +3225,7 @@
         </w:trPr>
         <w:tc>
           <w:tcPr>
-            <w:tcW w:type="dxa" w:w="2381"/>
+            <w:tcW w:type="dxa" w:w="2721"/>
           </w:tcPr>
           <w:p>
             <w:pPr>
@@ -3295,7 +3256,7 @@
         </w:tc>
         <w:tc>
           <w:tcPr>
-            <w:tcW w:type="dxa" w:w="4309"/>
+            <w:tcW w:type="dxa" w:w="4195"/>
           </w:tcPr>
           <w:p>
             <w:pPr>
@@ -3312,7 +3273,7 @@
         </w:tc>
         <w:tc>
           <w:tcPr>
-            <w:tcW w:type="dxa" w:w="2041"/>
+            <w:tcW w:type="dxa" w:w="1928"/>
           </w:tcPr>
           <w:p>
             <w:pPr>
@@ -3329,7 +3290,7 @@
         </w:tc>
         <w:tc>
           <w:tcPr>
-            <w:tcW w:type="dxa" w:w="3572"/>
+            <w:tcW w:type="dxa" w:w="3402"/>
           </w:tcPr>
           <w:p>
             <w:pPr>
@@ -3357,7 +3318,7 @@
         </w:tc>
         <w:tc>
           <w:tcPr>
-            <w:tcW w:type="dxa" w:w="2835"/>
+            <w:tcW w:type="dxa" w:w="2891"/>
           </w:tcPr>
           <w:p>
             <w:pPr>
@@ -3392,7 +3353,7 @@
         </w:trPr>
         <w:tc>
           <w:tcPr>
-            <w:tcW w:type="dxa" w:w="2381"/>
+            <w:tcW w:type="dxa" w:w="2721"/>
           </w:tcPr>
           <w:p>
             <w:pPr>
@@ -3423,7 +3384,7 @@
         </w:tc>
         <w:tc>
           <w:tcPr>
-            <w:tcW w:type="dxa" w:w="4309"/>
+            <w:tcW w:type="dxa" w:w="4195"/>
           </w:tcPr>
           <w:p>
             <w:pPr>
@@ -3440,7 +3401,7 @@
         </w:tc>
         <w:tc>
           <w:tcPr>
-            <w:tcW w:type="dxa" w:w="2041"/>
+            <w:tcW w:type="dxa" w:w="1928"/>
           </w:tcPr>
           <w:p>
             <w:pPr>
@@ -3457,7 +3418,7 @@
         </w:tc>
         <w:tc>
           <w:tcPr>
-            <w:tcW w:type="dxa" w:w="3572"/>
+            <w:tcW w:type="dxa" w:w="3402"/>
           </w:tcPr>
           <w:p>
             <w:pPr>
@@ -3507,7 +3468,7 @@
         </w:tc>
         <w:tc>
           <w:tcPr>
-            <w:tcW w:type="dxa" w:w="2835"/>
+            <w:tcW w:type="dxa" w:w="2891"/>
           </w:tcPr>
           <w:p>
             <w:pPr>
@@ -3529,7 +3490,7 @@
         </w:trPr>
         <w:tc>
           <w:tcPr>
-            <w:tcW w:type="dxa" w:w="2381"/>
+            <w:tcW w:type="dxa" w:w="2721"/>
           </w:tcPr>
           <w:p>
             <w:pPr>
@@ -3560,7 +3521,7 @@
         </w:tc>
         <w:tc>
           <w:tcPr>
-            <w:tcW w:type="dxa" w:w="4309"/>
+            <w:tcW w:type="dxa" w:w="4195"/>
           </w:tcPr>
           <w:p>
             <w:pPr>
@@ -3577,7 +3538,7 @@
         </w:tc>
         <w:tc>
           <w:tcPr>
-            <w:tcW w:type="dxa" w:w="2041"/>
+            <w:tcW w:type="dxa" w:w="1928"/>
           </w:tcPr>
           <w:p>
             <w:pPr>
@@ -3594,7 +3555,7 @@
         </w:tc>
         <w:tc>
           <w:tcPr>
-            <w:tcW w:type="dxa" w:w="3572"/>
+            <w:tcW w:type="dxa" w:w="3402"/>
           </w:tcPr>
           <w:p>
             <w:pPr>
@@ -3611,7 +3572,7 @@
         </w:tc>
         <w:tc>
           <w:tcPr>
-            <w:tcW w:type="dxa" w:w="2835"/>
+            <w:tcW w:type="dxa" w:w="2891"/>
           </w:tcPr>
           <w:p>
             <w:pPr>
@@ -3646,7 +3607,7 @@
         </w:trPr>
         <w:tc>
           <w:tcPr>
-            <w:tcW w:type="dxa" w:w="2381"/>
+            <w:tcW w:type="dxa" w:w="2721"/>
           </w:tcPr>
           <w:p>
             <w:pPr>
@@ -3677,7 +3638,7 @@
         </w:tc>
         <w:tc>
           <w:tcPr>
-            <w:tcW w:type="dxa" w:w="4309"/>
+            <w:tcW w:type="dxa" w:w="4195"/>
           </w:tcPr>
           <w:p>
             <w:pPr>
@@ -3707,7 +3668,7 @@
         </w:tc>
         <w:tc>
           <w:tcPr>
-            <w:tcW w:type="dxa" w:w="2041"/>
+            <w:tcW w:type="dxa" w:w="1928"/>
           </w:tcPr>
           <w:p>
             <w:pPr>
@@ -3724,7 +3685,7 @@
         </w:tc>
         <w:tc>
           <w:tcPr>
-            <w:tcW w:type="dxa" w:w="3572"/>
+            <w:tcW w:type="dxa" w:w="3402"/>
           </w:tcPr>
           <w:p>
             <w:pPr>
@@ -3741,7 +3702,7 @@
         </w:tc>
         <w:tc>
           <w:tcPr>
-            <w:tcW w:type="dxa" w:w="2835"/>
+            <w:tcW w:type="dxa" w:w="2891"/>
           </w:tcPr>
           <w:p>
             <w:pPr>
@@ -3763,7 +3724,7 @@
         </w:trPr>
         <w:tc>
           <w:tcPr>
-            <w:tcW w:type="dxa" w:w="2381"/>
+            <w:tcW w:type="dxa" w:w="2721"/>
           </w:tcPr>
           <w:p>
             <w:pPr>
@@ -3782,7 +3743,7 @@
         </w:tc>
         <w:tc>
           <w:tcPr>
-            <w:tcW w:type="dxa" w:w="4309"/>
+            <w:tcW w:type="dxa" w:w="4195"/>
           </w:tcPr>
           <w:p>
             <w:pPr>
@@ -3799,7 +3760,7 @@
         </w:tc>
         <w:tc>
           <w:tcPr>
-            <w:tcW w:type="dxa" w:w="2041"/>
+            <w:tcW w:type="dxa" w:w="1928"/>
           </w:tcPr>
           <w:p>
             <w:pPr>
@@ -3816,7 +3777,7 @@
         </w:tc>
         <w:tc>
           <w:tcPr>
-            <w:tcW w:type="dxa" w:w="3572"/>
+            <w:tcW w:type="dxa" w:w="3402"/>
           </w:tcPr>
           <w:p>
             <w:pPr>
@@ -3833,7 +3794,7 @@
         </w:tc>
         <w:tc>
           <w:tcPr>
-            <w:tcW w:type="dxa" w:w="2835"/>
+            <w:tcW w:type="dxa" w:w="2891"/>
           </w:tcPr>
           <w:p>
             <w:pPr>
@@ -3855,7 +3816,7 @@
         </w:trPr>
         <w:tc>
           <w:tcPr>
-            <w:tcW w:type="dxa" w:w="2381"/>
+            <w:tcW w:type="dxa" w:w="2721"/>
           </w:tcPr>
           <w:p>
             <w:pPr>
@@ -3874,7 +3835,7 @@
         </w:tc>
         <w:tc>
           <w:tcPr>
-            <w:tcW w:type="dxa" w:w="4309"/>
+            <w:tcW w:type="dxa" w:w="4195"/>
           </w:tcPr>
           <w:p>
             <w:pPr>
@@ -3904,7 +3865,7 @@
         </w:tc>
         <w:tc>
           <w:tcPr>
-            <w:tcW w:type="dxa" w:w="2041"/>
+            <w:tcW w:type="dxa" w:w="1928"/>
           </w:tcPr>
           <w:p>
             <w:pPr>
@@ -3921,7 +3882,7 @@
         </w:tc>
         <w:tc>
           <w:tcPr>
-            <w:tcW w:type="dxa" w:w="3572"/>
+            <w:tcW w:type="dxa" w:w="3402"/>
           </w:tcPr>
           <w:p>
             <w:pPr>
@@ -3938,7 +3899,7 @@
         </w:tc>
         <w:tc>
           <w:tcPr>
-            <w:tcW w:type="dxa" w:w="2835"/>
+            <w:tcW w:type="dxa" w:w="2891"/>
           </w:tcPr>
           <w:p>
             <w:pPr>
@@ -3960,7 +3921,7 @@
         </w:trPr>
         <w:tc>
           <w:tcPr>
-            <w:tcW w:type="dxa" w:w="2381"/>
+            <w:tcW w:type="dxa" w:w="2721"/>
           </w:tcPr>
           <w:p>
             <w:pPr>
@@ -3979,7 +3940,7 @@
         </w:tc>
         <w:tc>
           <w:tcPr>
-            <w:tcW w:type="dxa" w:w="4309"/>
+            <w:tcW w:type="dxa" w:w="4195"/>
           </w:tcPr>
           <w:p>
             <w:pPr>
@@ -3996,7 +3957,7 @@
         </w:tc>
         <w:tc>
           <w:tcPr>
-            <w:tcW w:type="dxa" w:w="2041"/>
+            <w:tcW w:type="dxa" w:w="1928"/>
           </w:tcPr>
           <w:p>
             <w:pPr>
@@ -4013,7 +3974,7 @@
         </w:tc>
         <w:tc>
           <w:tcPr>
-            <w:tcW w:type="dxa" w:w="3572"/>
+            <w:tcW w:type="dxa" w:w="3402"/>
           </w:tcPr>
           <w:p>
             <w:pPr>
@@ -4074,7 +4035,7 @@
         </w:tc>
         <w:tc>
           <w:tcPr>
-            <w:tcW w:type="dxa" w:w="2835"/>
+            <w:tcW w:type="dxa" w:w="2891"/>
           </w:tcPr>
           <w:p>
             <w:pPr>
@@ -4120,11 +4081,11 @@
         <w:tblLook w:firstColumn="1" w:firstRow="1" w:lastColumn="0" w:lastRow="0" w:noHBand="0" w:noVBand="1" w:val="04A0"/>
       </w:tblPr>
       <w:tblGrid>
-        <w:gridCol w:w="2381"/>
-        <w:gridCol w:w="4309"/>
-        <w:gridCol w:w="2041"/>
-        <w:gridCol w:w="3572"/>
-        <w:gridCol w:w="2835"/>
+        <w:gridCol w:w="2721"/>
+        <w:gridCol w:w="4195"/>
+        <w:gridCol w:w="1928"/>
+        <w:gridCol w:w="3402"/>
+        <w:gridCol w:w="2891"/>
       </w:tblGrid>
       <w:tr>
         <w:trPr>
@@ -4132,7 +4093,7 @@
         </w:trPr>
         <w:tc>
           <w:tcPr>
-            <w:tcW w:type="dxa" w:w="2381"/>
+            <w:tcW w:type="dxa" w:w="2721"/>
             <w:shd w:val="clear" w:color="auto" w:fill="E8EEF4"/>
           </w:tcPr>
           <w:p>
@@ -4151,7 +4112,7 @@
         </w:tc>
         <w:tc>
           <w:tcPr>
-            <w:tcW w:type="dxa" w:w="4309"/>
+            <w:tcW w:type="dxa" w:w="4195"/>
             <w:shd w:val="clear" w:color="auto" w:fill="E8EEF4"/>
           </w:tcPr>
           <w:p>
@@ -4170,7 +4131,7 @@
         </w:tc>
         <w:tc>
           <w:tcPr>
-            <w:tcW w:type="dxa" w:w="2041"/>
+            <w:tcW w:type="dxa" w:w="1928"/>
             <w:shd w:val="clear" w:color="auto" w:fill="E8EEF4"/>
           </w:tcPr>
           <w:p>
@@ -4189,7 +4150,7 @@
         </w:tc>
         <w:tc>
           <w:tcPr>
-            <w:tcW w:type="dxa" w:w="3572"/>
+            <w:tcW w:type="dxa" w:w="3402"/>
             <w:shd w:val="clear" w:color="auto" w:fill="E8EEF4"/>
           </w:tcPr>
           <w:p>
@@ -4208,7 +4169,7 @@
         </w:tc>
         <w:tc>
           <w:tcPr>
-            <w:tcW w:type="dxa" w:w="2835"/>
+            <w:tcW w:type="dxa" w:w="2891"/>
             <w:shd w:val="clear" w:color="auto" w:fill="E8EEF4"/>
           </w:tcPr>
           <w:p>
@@ -4232,7 +4193,7 @@
         </w:trPr>
         <w:tc>
           <w:tcPr>
-            <w:tcW w:type="dxa" w:w="2381"/>
+            <w:tcW w:type="dxa" w:w="2721"/>
           </w:tcPr>
           <w:p>
             <w:pPr>
@@ -4251,7 +4212,7 @@
         </w:tc>
         <w:tc>
           <w:tcPr>
-            <w:tcW w:type="dxa" w:w="4309"/>
+            <w:tcW w:type="dxa" w:w="4195"/>
           </w:tcPr>
           <w:p>
             <w:pPr>
@@ -4268,7 +4229,7 @@
         </w:tc>
         <w:tc>
           <w:tcPr>
-            <w:tcW w:type="dxa" w:w="2041"/>
+            <w:tcW w:type="dxa" w:w="1928"/>
           </w:tcPr>
           <w:p>
             <w:pPr>
@@ -4285,7 +4246,7 @@
         </w:tc>
         <w:tc>
           <w:tcPr>
-            <w:tcW w:type="dxa" w:w="3572"/>
+            <w:tcW w:type="dxa" w:w="3402"/>
           </w:tcPr>
           <w:p>
             <w:pPr>
@@ -4324,7 +4285,7 @@
         </w:tc>
         <w:tc>
           <w:tcPr>
-            <w:tcW w:type="dxa" w:w="2835"/>
+            <w:tcW w:type="dxa" w:w="2891"/>
           </w:tcPr>
           <w:p>
             <w:pPr>
@@ -4346,7 +4307,7 @@
         </w:trPr>
         <w:tc>
           <w:tcPr>
-            <w:tcW w:type="dxa" w:w="2381"/>
+            <w:tcW w:type="dxa" w:w="2721"/>
           </w:tcPr>
           <w:p>
             <w:pPr>
@@ -4365,7 +4326,7 @@
         </w:tc>
         <w:tc>
           <w:tcPr>
-            <w:tcW w:type="dxa" w:w="4309"/>
+            <w:tcW w:type="dxa" w:w="4195"/>
           </w:tcPr>
           <w:p>
             <w:pPr>
@@ -4382,7 +4343,7 @@
         </w:tc>
         <w:tc>
           <w:tcPr>
-            <w:tcW w:type="dxa" w:w="2041"/>
+            <w:tcW w:type="dxa" w:w="1928"/>
           </w:tcPr>
           <w:p>
             <w:pPr>
@@ -4399,7 +4360,7 @@
         </w:tc>
         <w:tc>
           <w:tcPr>
-            <w:tcW w:type="dxa" w:w="3572"/>
+            <w:tcW w:type="dxa" w:w="3402"/>
           </w:tcPr>
           <w:p>
             <w:pPr>
@@ -4438,7 +4399,7 @@
         </w:tc>
         <w:tc>
           <w:tcPr>
-            <w:tcW w:type="dxa" w:w="2835"/>
+            <w:tcW w:type="dxa" w:w="2891"/>
           </w:tcPr>
           <w:p>
             <w:pPr>
@@ -4460,7 +4421,7 @@
         </w:trPr>
         <w:tc>
           <w:tcPr>
-            <w:tcW w:type="dxa" w:w="2381"/>
+            <w:tcW w:type="dxa" w:w="2721"/>
           </w:tcPr>
           <w:p>
             <w:pPr>
@@ -4479,7 +4440,7 @@
         </w:tc>
         <w:tc>
           <w:tcPr>
-            <w:tcW w:type="dxa" w:w="4309"/>
+            <w:tcW w:type="dxa" w:w="4195"/>
           </w:tcPr>
           <w:p>
             <w:pPr>
@@ -4496,7 +4457,7 @@
         </w:tc>
         <w:tc>
           <w:tcPr>
-            <w:tcW w:type="dxa" w:w="2041"/>
+            <w:tcW w:type="dxa" w:w="1928"/>
           </w:tcPr>
           <w:p>
             <w:pPr>
@@ -4513,7 +4474,7 @@
         </w:tc>
         <w:tc>
           <w:tcPr>
-            <w:tcW w:type="dxa" w:w="3572"/>
+            <w:tcW w:type="dxa" w:w="3402"/>
           </w:tcPr>
           <w:p>
             <w:pPr>
@@ -4552,7 +4513,7 @@
         </w:tc>
         <w:tc>
           <w:tcPr>
-            <w:tcW w:type="dxa" w:w="2835"/>
+            <w:tcW w:type="dxa" w:w="2891"/>
           </w:tcPr>
           <w:p>
             <w:pPr>
@@ -4574,7 +4535,7 @@
         </w:trPr>
         <w:tc>
           <w:tcPr>
-            <w:tcW w:type="dxa" w:w="2381"/>
+            <w:tcW w:type="dxa" w:w="2721"/>
           </w:tcPr>
           <w:p>
             <w:pPr>
@@ -4593,7 +4554,7 @@
         </w:tc>
         <w:tc>
           <w:tcPr>
-            <w:tcW w:type="dxa" w:w="4309"/>
+            <w:tcW w:type="dxa" w:w="4195"/>
           </w:tcPr>
           <w:p>
             <w:pPr>
@@ -4610,7 +4571,7 @@
         </w:tc>
         <w:tc>
           <w:tcPr>
-            <w:tcW w:type="dxa" w:w="2041"/>
+            <w:tcW w:type="dxa" w:w="1928"/>
           </w:tcPr>
           <w:p>
             <w:pPr>
@@ -4627,7 +4588,7 @@
         </w:tc>
         <w:tc>
           <w:tcPr>
-            <w:tcW w:type="dxa" w:w="3572"/>
+            <w:tcW w:type="dxa" w:w="3402"/>
           </w:tcPr>
           <w:p>
             <w:pPr>
@@ -4666,7 +4627,7 @@
         </w:tc>
         <w:tc>
           <w:tcPr>
-            <w:tcW w:type="dxa" w:w="2835"/>
+            <w:tcW w:type="dxa" w:w="2891"/>
           </w:tcPr>
           <w:p>
             <w:pPr>
@@ -4688,7 +4649,7 @@
         </w:trPr>
         <w:tc>
           <w:tcPr>
-            <w:tcW w:type="dxa" w:w="2381"/>
+            <w:tcW w:type="dxa" w:w="2721"/>
           </w:tcPr>
           <w:p>
             <w:pPr>
@@ -4707,7 +4668,7 @@
         </w:tc>
         <w:tc>
           <w:tcPr>
-            <w:tcW w:type="dxa" w:w="4309"/>
+            <w:tcW w:type="dxa" w:w="4195"/>
           </w:tcPr>
           <w:p>
             <w:pPr>
@@ -4724,7 +4685,7 @@
         </w:tc>
         <w:tc>
           <w:tcPr>
-            <w:tcW w:type="dxa" w:w="2041"/>
+            <w:tcW w:type="dxa" w:w="1928"/>
           </w:tcPr>
           <w:p>
             <w:pPr>
@@ -4741,7 +4702,7 @@
         </w:tc>
         <w:tc>
           <w:tcPr>
-            <w:tcW w:type="dxa" w:w="3572"/>
+            <w:tcW w:type="dxa" w:w="3402"/>
           </w:tcPr>
           <w:p>
             <w:pPr>
@@ -4780,7 +4741,7 @@
         </w:tc>
         <w:tc>
           <w:tcPr>
-            <w:tcW w:type="dxa" w:w="2835"/>
+            <w:tcW w:type="dxa" w:w="2891"/>
           </w:tcPr>
           <w:p>
             <w:pPr>
@@ -4826,11 +4787,11 @@
         <w:tblLook w:firstColumn="1" w:firstRow="1" w:lastColumn="0" w:lastRow="0" w:noHBand="0" w:noVBand="1" w:val="04A0"/>
       </w:tblPr>
       <w:tblGrid>
-        <w:gridCol w:w="2381"/>
-        <w:gridCol w:w="4309"/>
-        <w:gridCol w:w="2041"/>
-        <w:gridCol w:w="3572"/>
-        <w:gridCol w:w="2835"/>
+        <w:gridCol w:w="2721"/>
+        <w:gridCol w:w="4195"/>
+        <w:gridCol w:w="1928"/>
+        <w:gridCol w:w="3402"/>
+        <w:gridCol w:w="2891"/>
       </w:tblGrid>
       <w:tr>
         <w:trPr>
@@ -4838,7 +4799,7 @@
         </w:trPr>
         <w:tc>
           <w:tcPr>
-            <w:tcW w:type="dxa" w:w="2381"/>
+            <w:tcW w:type="dxa" w:w="2721"/>
             <w:shd w:val="clear" w:color="auto" w:fill="E8EEF4"/>
           </w:tcPr>
           <w:p>
@@ -4857,7 +4818,7 @@
         </w:tc>
         <w:tc>
           <w:tcPr>
-            <w:tcW w:type="dxa" w:w="4309"/>
+            <w:tcW w:type="dxa" w:w="4195"/>
             <w:shd w:val="clear" w:color="auto" w:fill="E8EEF4"/>
           </w:tcPr>
           <w:p>
@@ -4876,7 +4837,7 @@
         </w:tc>
         <w:tc>
           <w:tcPr>
-            <w:tcW w:type="dxa" w:w="2041"/>
+            <w:tcW w:type="dxa" w:w="1928"/>
             <w:shd w:val="clear" w:color="auto" w:fill="E8EEF4"/>
           </w:tcPr>
           <w:p>
@@ -4895,7 +4856,7 @@
         </w:tc>
         <w:tc>
           <w:tcPr>
-            <w:tcW w:type="dxa" w:w="3572"/>
+            <w:tcW w:type="dxa" w:w="3402"/>
             <w:shd w:val="clear" w:color="auto" w:fill="E8EEF4"/>
           </w:tcPr>
           <w:p>
@@ -4914,7 +4875,7 @@
         </w:tc>
         <w:tc>
           <w:tcPr>
-            <w:tcW w:type="dxa" w:w="2835"/>
+            <w:tcW w:type="dxa" w:w="2891"/>
             <w:shd w:val="clear" w:color="auto" w:fill="E8EEF4"/>
           </w:tcPr>
           <w:p>
@@ -4938,7 +4899,7 @@
         </w:trPr>
         <w:tc>
           <w:tcPr>
-            <w:tcW w:type="dxa" w:w="2381"/>
+            <w:tcW w:type="dxa" w:w="2721"/>
           </w:tcPr>
           <w:p>
             <w:pPr>
@@ -4969,7 +4930,7 @@
         </w:tc>
         <w:tc>
           <w:tcPr>
-            <w:tcW w:type="dxa" w:w="4309"/>
+            <w:tcW w:type="dxa" w:w="4195"/>
           </w:tcPr>
           <w:p>
             <w:pPr>
@@ -4999,7 +4960,7 @@
         </w:tc>
         <w:tc>
           <w:tcPr>
-            <w:tcW w:type="dxa" w:w="2041"/>
+            <w:tcW w:type="dxa" w:w="1928"/>
           </w:tcPr>
           <w:p>
             <w:pPr>
@@ -5016,7 +4977,7 @@
         </w:tc>
         <w:tc>
           <w:tcPr>
-            <w:tcW w:type="dxa" w:w="3572"/>
+            <w:tcW w:type="dxa" w:w="3402"/>
           </w:tcPr>
           <w:p>
             <w:pPr>
@@ -5033,7 +4994,7 @@
         </w:tc>
         <w:tc>
           <w:tcPr>
-            <w:tcW w:type="dxa" w:w="2835"/>
+            <w:tcW w:type="dxa" w:w="2891"/>
           </w:tcPr>
           <w:p>
             <w:pPr>
@@ -5055,7 +5016,7 @@
         </w:trPr>
         <w:tc>
           <w:tcPr>
-            <w:tcW w:type="dxa" w:w="2381"/>
+            <w:tcW w:type="dxa" w:w="2721"/>
           </w:tcPr>
           <w:p>
             <w:pPr>
@@ -5086,7 +5047,7 @@
         </w:tc>
         <w:tc>
           <w:tcPr>
-            <w:tcW w:type="dxa" w:w="4309"/>
+            <w:tcW w:type="dxa" w:w="4195"/>
           </w:tcPr>
           <w:p>
             <w:pPr>
@@ -5116,7 +5077,7 @@
         </w:tc>
         <w:tc>
           <w:tcPr>
-            <w:tcW w:type="dxa" w:w="2041"/>
+            <w:tcW w:type="dxa" w:w="1928"/>
           </w:tcPr>
           <w:p>
             <w:pPr>
@@ -5133,7 +5094,7 @@
         </w:tc>
         <w:tc>
           <w:tcPr>
-            <w:tcW w:type="dxa" w:w="3572"/>
+            <w:tcW w:type="dxa" w:w="3402"/>
           </w:tcPr>
           <w:p>
             <w:pPr>
@@ -5150,7 +5111,7 @@
         </w:tc>
         <w:tc>
           <w:tcPr>
-            <w:tcW w:type="dxa" w:w="2835"/>
+            <w:tcW w:type="dxa" w:w="2891"/>
           </w:tcPr>
           <w:p>
             <w:pPr>
@@ -5172,7 +5133,7 @@
         </w:trPr>
         <w:tc>
           <w:tcPr>
-            <w:tcW w:type="dxa" w:w="2381"/>
+            <w:tcW w:type="dxa" w:w="2721"/>
           </w:tcPr>
           <w:p>
             <w:pPr>
@@ -5191,7 +5152,7 @@
         </w:tc>
         <w:tc>
           <w:tcPr>
-            <w:tcW w:type="dxa" w:w="4309"/>
+            <w:tcW w:type="dxa" w:w="4195"/>
           </w:tcPr>
           <w:p>
             <w:pPr>
@@ -5208,7 +5169,7 @@
         </w:tc>
         <w:tc>
           <w:tcPr>
-            <w:tcW w:type="dxa" w:w="2041"/>
+            <w:tcW w:type="dxa" w:w="1928"/>
           </w:tcPr>
           <w:p>
             <w:pPr>
@@ -5225,7 +5186,7 @@
         </w:tc>
         <w:tc>
           <w:tcPr>
-            <w:tcW w:type="dxa" w:w="3572"/>
+            <w:tcW w:type="dxa" w:w="3402"/>
           </w:tcPr>
           <w:p>
             <w:pPr>
@@ -5242,7 +5203,7 @@
         </w:tc>
         <w:tc>
           <w:tcPr>
-            <w:tcW w:type="dxa" w:w="2835"/>
+            <w:tcW w:type="dxa" w:w="2891"/>
           </w:tcPr>
           <w:p>
             <w:pPr>
@@ -5264,7 +5225,7 @@
         </w:trPr>
         <w:tc>
           <w:tcPr>
-            <w:tcW w:type="dxa" w:w="2381"/>
+            <w:tcW w:type="dxa" w:w="2721"/>
           </w:tcPr>
           <w:p>
             <w:pPr>
@@ -5283,7 +5244,7 @@
         </w:tc>
         <w:tc>
           <w:tcPr>
-            <w:tcW w:type="dxa" w:w="4309"/>
+            <w:tcW w:type="dxa" w:w="4195"/>
           </w:tcPr>
           <w:p>
             <w:pPr>
@@ -5301,7 +5262,7 @@
         </w:tc>
         <w:tc>
           <w:tcPr>
-            <w:tcW w:type="dxa" w:w="2041"/>
+            <w:tcW w:type="dxa" w:w="1928"/>
           </w:tcPr>
           <w:p>
             <w:pPr>
@@ -5318,7 +5279,7 @@
         </w:tc>
         <w:tc>
           <w:tcPr>
-            <w:tcW w:type="dxa" w:w="3572"/>
+            <w:tcW w:type="dxa" w:w="3402"/>
           </w:tcPr>
           <w:p>
             <w:pPr>
@@ -5334,7 +5295,7 @@
         </w:tc>
         <w:tc>
           <w:tcPr>
-            <w:tcW w:type="dxa" w:w="2835"/>
+            <w:tcW w:type="dxa" w:w="2891"/>
           </w:tcPr>
           <w:p>
             <w:pPr>
@@ -5369,7 +5330,7 @@
         </w:trPr>
         <w:tc>
           <w:tcPr>
-            <w:tcW w:type="dxa" w:w="2381"/>
+            <w:tcW w:type="dxa" w:w="2721"/>
           </w:tcPr>
           <w:p>
             <w:pPr>
@@ -5400,7 +5361,7 @@
         </w:tc>
         <w:tc>
           <w:tcPr>
-            <w:tcW w:type="dxa" w:w="4309"/>
+            <w:tcW w:type="dxa" w:w="4195"/>
           </w:tcPr>
           <w:p>
             <w:pPr>
@@ -5430,7 +5391,7 @@
         </w:tc>
         <w:tc>
           <w:tcPr>
-            <w:tcW w:type="dxa" w:w="2041"/>
+            <w:tcW w:type="dxa" w:w="1928"/>
           </w:tcPr>
           <w:p>
             <w:pPr>
@@ -5447,7 +5408,7 @@
         </w:tc>
         <w:tc>
           <w:tcPr>
-            <w:tcW w:type="dxa" w:w="3572"/>
+            <w:tcW w:type="dxa" w:w="3402"/>
           </w:tcPr>
           <w:p>
             <w:pPr>
@@ -5464,7 +5425,7 @@
         </w:tc>
         <w:tc>
           <w:tcPr>
-            <w:tcW w:type="dxa" w:w="2835"/>
+            <w:tcW w:type="dxa" w:w="2891"/>
           </w:tcPr>
           <w:p>
             <w:pPr>
@@ -5486,7 +5447,7 @@
         </w:trPr>
         <w:tc>
           <w:tcPr>
-            <w:tcW w:type="dxa" w:w="2381"/>
+            <w:tcW w:type="dxa" w:w="2721"/>
           </w:tcPr>
           <w:p>
             <w:pPr>
@@ -5517,7 +5478,7 @@
         </w:tc>
         <w:tc>
           <w:tcPr>
-            <w:tcW w:type="dxa" w:w="4309"/>
+            <w:tcW w:type="dxa" w:w="4195"/>
           </w:tcPr>
           <w:p>
             <w:pPr>
@@ -5534,7 +5495,7 @@
         </w:tc>
         <w:tc>
           <w:tcPr>
-            <w:tcW w:type="dxa" w:w="2041"/>
+            <w:tcW w:type="dxa" w:w="1928"/>
           </w:tcPr>
           <w:p>
             <w:pPr>
@@ -5551,7 +5512,7 @@
         </w:tc>
         <w:tc>
           <w:tcPr>
-            <w:tcW w:type="dxa" w:w="3572"/>
+            <w:tcW w:type="dxa" w:w="3402"/>
           </w:tcPr>
           <w:p>
             <w:pPr>
@@ -5568,7 +5529,7 @@
         </w:tc>
         <w:tc>
           <w:tcPr>
-            <w:tcW w:type="dxa" w:w="2835"/>
+            <w:tcW w:type="dxa" w:w="2891"/>
           </w:tcPr>
           <w:p>
             <w:pPr>
@@ -5614,11 +5575,11 @@
         <w:tblLook w:firstColumn="1" w:firstRow="1" w:lastColumn="0" w:lastRow="0" w:noHBand="0" w:noVBand="1" w:val="04A0"/>
       </w:tblPr>
       <w:tblGrid>
-        <w:gridCol w:w="2381"/>
-        <w:gridCol w:w="4309"/>
-        <w:gridCol w:w="2041"/>
-        <w:gridCol w:w="3572"/>
-        <w:gridCol w:w="2835"/>
+        <w:gridCol w:w="2721"/>
+        <w:gridCol w:w="4195"/>
+        <w:gridCol w:w="1928"/>
+        <w:gridCol w:w="3402"/>
+        <w:gridCol w:w="2891"/>
       </w:tblGrid>
       <w:tr>
         <w:trPr>
@@ -5626,7 +5587,7 @@
         </w:trPr>
         <w:tc>
           <w:tcPr>
-            <w:tcW w:type="dxa" w:w="2381"/>
+            <w:tcW w:type="dxa" w:w="2721"/>
             <w:shd w:val="clear" w:color="auto" w:fill="E8EEF4"/>
           </w:tcPr>
           <w:p>
@@ -5645,7 +5606,7 @@
         </w:tc>
         <w:tc>
           <w:tcPr>
-            <w:tcW w:type="dxa" w:w="4309"/>
+            <w:tcW w:type="dxa" w:w="4195"/>
             <w:shd w:val="clear" w:color="auto" w:fill="E8EEF4"/>
           </w:tcPr>
           <w:p>
@@ -5664,7 +5625,7 @@
         </w:tc>
         <w:tc>
           <w:tcPr>
-            <w:tcW w:type="dxa" w:w="2041"/>
+            <w:tcW w:type="dxa" w:w="1928"/>
             <w:shd w:val="clear" w:color="auto" w:fill="E8EEF4"/>
           </w:tcPr>
           <w:p>
@@ -5683,7 +5644,7 @@
         </w:tc>
         <w:tc>
           <w:tcPr>
-            <w:tcW w:type="dxa" w:w="3572"/>
+            <w:tcW w:type="dxa" w:w="3402"/>
             <w:shd w:val="clear" w:color="auto" w:fill="E8EEF4"/>
           </w:tcPr>
           <w:p>
@@ -5702,7 +5663,7 @@
         </w:tc>
         <w:tc>
           <w:tcPr>
-            <w:tcW w:type="dxa" w:w="2835"/>
+            <w:tcW w:type="dxa" w:w="2891"/>
             <w:shd w:val="clear" w:color="auto" w:fill="E8EEF4"/>
           </w:tcPr>
           <w:p>
@@ -5726,7 +5687,7 @@
         </w:trPr>
         <w:tc>
           <w:tcPr>
-            <w:tcW w:type="dxa" w:w="2381"/>
+            <w:tcW w:type="dxa" w:w="2721"/>
           </w:tcPr>
           <w:p>
             <w:pPr>
@@ -5745,7 +5706,7 @@
         </w:tc>
         <w:tc>
           <w:tcPr>
-            <w:tcW w:type="dxa" w:w="4309"/>
+            <w:tcW w:type="dxa" w:w="4195"/>
           </w:tcPr>
           <w:p>
             <w:pPr>
@@ -5762,7 +5723,7 @@
         </w:tc>
         <w:tc>
           <w:tcPr>
-            <w:tcW w:type="dxa" w:w="2041"/>
+            <w:tcW w:type="dxa" w:w="1928"/>
           </w:tcPr>
           <w:p>
             <w:pPr>
@@ -5779,7 +5740,7 @@
         </w:tc>
         <w:tc>
           <w:tcPr>
-            <w:tcW w:type="dxa" w:w="3572"/>
+            <w:tcW w:type="dxa" w:w="3402"/>
           </w:tcPr>
           <w:p>
             <w:pPr>
@@ -5796,7 +5757,7 @@
         </w:tc>
         <w:tc>
           <w:tcPr>
-            <w:tcW w:type="dxa" w:w="2835"/>
+            <w:tcW w:type="dxa" w:w="2891"/>
           </w:tcPr>
           <w:p>
             <w:pPr>
@@ -5818,7 +5779,7 @@
         </w:trPr>
         <w:tc>
           <w:tcPr>
-            <w:tcW w:type="dxa" w:w="2381"/>
+            <w:tcW w:type="dxa" w:w="2721"/>
           </w:tcPr>
           <w:p>
             <w:pPr>
@@ -5837,7 +5798,7 @@
         </w:tc>
         <w:tc>
           <w:tcPr>
-            <w:tcW w:type="dxa" w:w="4309"/>
+            <w:tcW w:type="dxa" w:w="4195"/>
           </w:tcPr>
           <w:p>
             <w:pPr>
@@ -5855,7 +5816,7 @@
         </w:tc>
         <w:tc>
           <w:tcPr>
-            <w:tcW w:type="dxa" w:w="2041"/>
+            <w:tcW w:type="dxa" w:w="1928"/>
           </w:tcPr>
           <w:p>
             <w:pPr>
@@ -5872,7 +5833,7 @@
         </w:tc>
         <w:tc>
           <w:tcPr>
-            <w:tcW w:type="dxa" w:w="3572"/>
+            <w:tcW w:type="dxa" w:w="3402"/>
           </w:tcPr>
           <w:p>
             <w:pPr>
@@ -5888,7 +5849,7 @@
         </w:tc>
         <w:tc>
           <w:tcPr>
-            <w:tcW w:type="dxa" w:w="2835"/>
+            <w:tcW w:type="dxa" w:w="2891"/>
           </w:tcPr>
           <w:p>
             <w:pPr>
@@ -5923,7 +5884,7 @@
         </w:trPr>
         <w:tc>
           <w:tcPr>
-            <w:tcW w:type="dxa" w:w="2381"/>
+            <w:tcW w:type="dxa" w:w="2721"/>
           </w:tcPr>
           <w:p>
             <w:pPr>
@@ -5954,7 +5915,7 @@
         </w:tc>
         <w:tc>
           <w:tcPr>
-            <w:tcW w:type="dxa" w:w="4309"/>
+            <w:tcW w:type="dxa" w:w="4195"/>
           </w:tcPr>
           <w:p>
             <w:pPr>
@@ -5971,7 +5932,7 @@
         </w:tc>
         <w:tc>
           <w:tcPr>
-            <w:tcW w:type="dxa" w:w="2041"/>
+            <w:tcW w:type="dxa" w:w="1928"/>
           </w:tcPr>
           <w:p>
             <w:pPr>
@@ -5988,7 +5949,7 @@
         </w:tc>
         <w:tc>
           <w:tcPr>
-            <w:tcW w:type="dxa" w:w="3572"/>
+            <w:tcW w:type="dxa" w:w="3402"/>
           </w:tcPr>
           <w:p>
             <w:pPr>
@@ -6016,7 +5977,7 @@
         </w:tc>
         <w:tc>
           <w:tcPr>
-            <w:tcW w:type="dxa" w:w="2835"/>
+            <w:tcW w:type="dxa" w:w="2891"/>
           </w:tcPr>
           <w:p>
             <w:pPr>
@@ -6075,11 +6036,11 @@
         <w:tblLook w:firstColumn="1" w:firstRow="1" w:lastColumn="0" w:lastRow="0" w:noHBand="0" w:noVBand="1" w:val="04A0"/>
       </w:tblPr>
       <w:tblGrid>
-        <w:gridCol w:w="2381"/>
-        <w:gridCol w:w="4309"/>
-        <w:gridCol w:w="2041"/>
-        <w:gridCol w:w="3572"/>
-        <w:gridCol w:w="2835"/>
+        <w:gridCol w:w="2721"/>
+        <w:gridCol w:w="4195"/>
+        <w:gridCol w:w="1928"/>
+        <w:gridCol w:w="3402"/>
+        <w:gridCol w:w="2891"/>
       </w:tblGrid>
       <w:tr>
         <w:trPr>
@@ -6087,7 +6048,7 @@
         </w:trPr>
         <w:tc>
           <w:tcPr>
-            <w:tcW w:type="dxa" w:w="2381"/>
+            <w:tcW w:type="dxa" w:w="2721"/>
             <w:shd w:val="clear" w:color="auto" w:fill="E8EEF4"/>
           </w:tcPr>
           <w:p>
@@ -6106,7 +6067,7 @@
         </w:tc>
         <w:tc>
           <w:tcPr>
-            <w:tcW w:type="dxa" w:w="4309"/>
+            <w:tcW w:type="dxa" w:w="4195"/>
             <w:shd w:val="clear" w:color="auto" w:fill="E8EEF4"/>
           </w:tcPr>
           <w:p>
@@ -6125,7 +6086,7 @@
         </w:tc>
         <w:tc>
           <w:tcPr>
-            <w:tcW w:type="dxa" w:w="2041"/>
+            <w:tcW w:type="dxa" w:w="1928"/>
             <w:shd w:val="clear" w:color="auto" w:fill="E8EEF4"/>
           </w:tcPr>
           <w:p>
@@ -6144,7 +6105,7 @@
         </w:tc>
         <w:tc>
           <w:tcPr>
-            <w:tcW w:type="dxa" w:w="3572"/>
+            <w:tcW w:type="dxa" w:w="3402"/>
             <w:shd w:val="clear" w:color="auto" w:fill="E8EEF4"/>
           </w:tcPr>
           <w:p>
@@ -6163,7 +6124,7 @@
         </w:tc>
         <w:tc>
           <w:tcPr>
-            <w:tcW w:type="dxa" w:w="2835"/>
+            <w:tcW w:type="dxa" w:w="2891"/>
             <w:shd w:val="clear" w:color="auto" w:fill="E8EEF4"/>
           </w:tcPr>
           <w:p>
@@ -6187,7 +6148,7 @@
         </w:trPr>
         <w:tc>
           <w:tcPr>
-            <w:tcW w:type="dxa" w:w="2381"/>
+            <w:tcW w:type="dxa" w:w="2721"/>
           </w:tcPr>
           <w:p>
             <w:pPr>
@@ -6206,7 +6167,7 @@
         </w:tc>
         <w:tc>
           <w:tcPr>
-            <w:tcW w:type="dxa" w:w="4309"/>
+            <w:tcW w:type="dxa" w:w="4195"/>
           </w:tcPr>
           <w:p>
             <w:pPr>
@@ -6224,7 +6185,7 @@
         </w:tc>
         <w:tc>
           <w:tcPr>
-            <w:tcW w:type="dxa" w:w="2041"/>
+            <w:tcW w:type="dxa" w:w="1928"/>
           </w:tcPr>
           <w:p>
             <w:pPr>
@@ -6241,7 +6202,7 @@
         </w:tc>
         <w:tc>
           <w:tcPr>
-            <w:tcW w:type="dxa" w:w="3572"/>
+            <w:tcW w:type="dxa" w:w="3402"/>
           </w:tcPr>
           <w:p>
             <w:pPr>
@@ -6257,7 +6218,7 @@
         </w:tc>
         <w:tc>
           <w:tcPr>
-            <w:tcW w:type="dxa" w:w="2835"/>
+            <w:tcW w:type="dxa" w:w="2891"/>
           </w:tcPr>
           <w:p>
             <w:pPr>
@@ -6279,7 +6240,7 @@
         </w:trPr>
         <w:tc>
           <w:tcPr>
-            <w:tcW w:type="dxa" w:w="2381"/>
+            <w:tcW w:type="dxa" w:w="2721"/>
           </w:tcPr>
           <w:p>
             <w:pPr>
@@ -6310,7 +6271,7 @@
         </w:tc>
         <w:tc>
           <w:tcPr>
-            <w:tcW w:type="dxa" w:w="4309"/>
+            <w:tcW w:type="dxa" w:w="4195"/>
           </w:tcPr>
           <w:p>
             <w:pPr>
@@ -6340,7 +6301,7 @@
         </w:tc>
         <w:tc>
           <w:tcPr>
-            <w:tcW w:type="dxa" w:w="2041"/>
+            <w:tcW w:type="dxa" w:w="1928"/>
           </w:tcPr>
           <w:p>
             <w:pPr>
@@ -6357,7 +6318,7 @@
         </w:tc>
         <w:tc>
           <w:tcPr>
-            <w:tcW w:type="dxa" w:w="3572"/>
+            <w:tcW w:type="dxa" w:w="3402"/>
           </w:tcPr>
           <w:p>
             <w:pPr>
@@ -6373,7 +6334,7 @@
         </w:tc>
         <w:tc>
           <w:tcPr>
-            <w:tcW w:type="dxa" w:w="2835"/>
+            <w:tcW w:type="dxa" w:w="2891"/>
           </w:tcPr>
           <w:p>
             <w:pPr>
@@ -6395,7 +6356,7 @@
         </w:trPr>
         <w:tc>
           <w:tcPr>
-            <w:tcW w:type="dxa" w:w="2381"/>
+            <w:tcW w:type="dxa" w:w="2721"/>
           </w:tcPr>
           <w:p>
             <w:pPr>
@@ -6414,7 +6375,7 @@
         </w:tc>
         <w:tc>
           <w:tcPr>
-            <w:tcW w:type="dxa" w:w="4309"/>
+            <w:tcW w:type="dxa" w:w="4195"/>
           </w:tcPr>
           <w:p>
             <w:pPr>
@@ -6431,7 +6392,7 @@
         </w:tc>
         <w:tc>
           <w:tcPr>
-            <w:tcW w:type="dxa" w:w="2041"/>
+            <w:tcW w:type="dxa" w:w="1928"/>
           </w:tcPr>
           <w:p>
             <w:pPr>
@@ -6448,7 +6409,7 @@
         </w:tc>
         <w:tc>
           <w:tcPr>
-            <w:tcW w:type="dxa" w:w="3572"/>
+            <w:tcW w:type="dxa" w:w="3402"/>
           </w:tcPr>
           <w:p>
             <w:pPr>
@@ -6498,7 +6459,7 @@
         </w:tc>
         <w:tc>
           <w:tcPr>
-            <w:tcW w:type="dxa" w:w="2835"/>
+            <w:tcW w:type="dxa" w:w="2891"/>
           </w:tcPr>
           <w:p>
             <w:pPr>
@@ -6520,7 +6481,7 @@
         </w:trPr>
         <w:tc>
           <w:tcPr>
-            <w:tcW w:type="dxa" w:w="2381"/>
+            <w:tcW w:type="dxa" w:w="2721"/>
           </w:tcPr>
           <w:p>
             <w:pPr>
@@ -6551,7 +6512,7 @@
         </w:tc>
         <w:tc>
           <w:tcPr>
-            <w:tcW w:type="dxa" w:w="4309"/>
+            <w:tcW w:type="dxa" w:w="4195"/>
           </w:tcPr>
           <w:p>
             <w:pPr>
@@ -6568,7 +6529,7 @@
         </w:tc>
         <w:tc>
           <w:tcPr>
-            <w:tcW w:type="dxa" w:w="2041"/>
+            <w:tcW w:type="dxa" w:w="1928"/>
           </w:tcPr>
           <w:p>
             <w:pPr>
@@ -6585,7 +6546,7 @@
         </w:tc>
         <w:tc>
           <w:tcPr>
-            <w:tcW w:type="dxa" w:w="3572"/>
+            <w:tcW w:type="dxa" w:w="3402"/>
           </w:tcPr>
           <w:p>
             <w:pPr>
@@ -6613,7 +6574,7 @@
         </w:tc>
         <w:tc>
           <w:tcPr>
-            <w:tcW w:type="dxa" w:w="2835"/>
+            <w:tcW w:type="dxa" w:w="2891"/>
           </w:tcPr>
           <w:p>
             <w:pPr>
@@ -6651,11 +6612,11 @@
         <w:tblLook w:firstColumn="1" w:firstRow="1" w:lastColumn="0" w:lastRow="0" w:noHBand="0" w:noVBand="1" w:val="04A0"/>
       </w:tblPr>
       <w:tblGrid>
-        <w:gridCol w:w="2381"/>
-        <w:gridCol w:w="4309"/>
-        <w:gridCol w:w="2041"/>
-        <w:gridCol w:w="3572"/>
-        <w:gridCol w:w="2835"/>
+        <w:gridCol w:w="2721"/>
+        <w:gridCol w:w="4195"/>
+        <w:gridCol w:w="1928"/>
+        <w:gridCol w:w="3402"/>
+        <w:gridCol w:w="2891"/>
       </w:tblGrid>
       <w:tr>
         <w:trPr>
@@ -6663,7 +6624,7 @@
         </w:trPr>
         <w:tc>
           <w:tcPr>
-            <w:tcW w:type="dxa" w:w="2381"/>
+            <w:tcW w:type="dxa" w:w="2721"/>
             <w:shd w:val="clear" w:color="auto" w:fill="E8EEF4"/>
           </w:tcPr>
           <w:p>
@@ -6682,7 +6643,7 @@
         </w:tc>
         <w:tc>
           <w:tcPr>
-            <w:tcW w:type="dxa" w:w="4309"/>
+            <w:tcW w:type="dxa" w:w="4195"/>
             <w:shd w:val="clear" w:color="auto" w:fill="E8EEF4"/>
           </w:tcPr>
           <w:p>
@@ -6701,7 +6662,7 @@
         </w:tc>
         <w:tc>
           <w:tcPr>
-            <w:tcW w:type="dxa" w:w="2041"/>
+            <w:tcW w:type="dxa" w:w="1928"/>
             <w:shd w:val="clear" w:color="auto" w:fill="E8EEF4"/>
           </w:tcPr>
           <w:p>
@@ -6720,7 +6681,7 @@
         </w:tc>
         <w:tc>
           <w:tcPr>
-            <w:tcW w:type="dxa" w:w="3572"/>
+            <w:tcW w:type="dxa" w:w="3402"/>
             <w:shd w:val="clear" w:color="auto" w:fill="E8EEF4"/>
           </w:tcPr>
           <w:p>
@@ -6739,7 +6700,7 @@
         </w:tc>
         <w:tc>
           <w:tcPr>
-            <w:tcW w:type="dxa" w:w="2835"/>
+            <w:tcW w:type="dxa" w:w="2891"/>
             <w:shd w:val="clear" w:color="auto" w:fill="E8EEF4"/>
           </w:tcPr>
           <w:p>
@@ -6763,7 +6724,7 @@
         </w:trPr>
         <w:tc>
           <w:tcPr>
-            <w:tcW w:type="dxa" w:w="2381"/>
+            <w:tcW w:type="dxa" w:w="2721"/>
           </w:tcPr>
           <w:p>
             <w:pPr>
@@ -6782,7 +6743,7 @@
         </w:tc>
         <w:tc>
           <w:tcPr>
-            <w:tcW w:type="dxa" w:w="4309"/>
+            <w:tcW w:type="dxa" w:w="4195"/>
           </w:tcPr>
           <w:p>
             <w:pPr>
@@ -6812,7 +6773,7 @@
         </w:tc>
         <w:tc>
           <w:tcPr>
-            <w:tcW w:type="dxa" w:w="2041"/>
+            <w:tcW w:type="dxa" w:w="1928"/>
           </w:tcPr>
           <w:p>
             <w:pPr>
@@ -6829,7 +6790,7 @@
         </w:tc>
         <w:tc>
           <w:tcPr>
-            <w:tcW w:type="dxa" w:w="3572"/>
+            <w:tcW w:type="dxa" w:w="3402"/>
           </w:tcPr>
           <w:p>
             <w:pPr>
@@ -6846,7 +6807,7 @@
         </w:tc>
         <w:tc>
           <w:tcPr>
-            <w:tcW w:type="dxa" w:w="2835"/>
+            <w:tcW w:type="dxa" w:w="2891"/>
           </w:tcPr>
           <w:p>
             <w:pPr>
@@ -6892,11 +6853,11 @@
         <w:tblLook w:firstColumn="1" w:firstRow="1" w:lastColumn="0" w:lastRow="0" w:noHBand="0" w:noVBand="1" w:val="04A0"/>
       </w:tblPr>
       <w:tblGrid>
-        <w:gridCol w:w="2381"/>
-        <w:gridCol w:w="4309"/>
-        <w:gridCol w:w="2041"/>
-        <w:gridCol w:w="3572"/>
-        <w:gridCol w:w="2835"/>
+        <w:gridCol w:w="2721"/>
+        <w:gridCol w:w="4195"/>
+        <w:gridCol w:w="1928"/>
+        <w:gridCol w:w="3402"/>
+        <w:gridCol w:w="2891"/>
       </w:tblGrid>
       <w:tr>
         <w:trPr>
@@ -6904,7 +6865,7 @@
         </w:trPr>
         <w:tc>
           <w:tcPr>
-            <w:tcW w:type="dxa" w:w="2381"/>
+            <w:tcW w:type="dxa" w:w="2721"/>
             <w:shd w:val="clear" w:color="auto" w:fill="E8EEF4"/>
           </w:tcPr>
           <w:p>
@@ -6923,7 +6884,7 @@
         </w:tc>
         <w:tc>
           <w:tcPr>
-            <w:tcW w:type="dxa" w:w="4309"/>
+            <w:tcW w:type="dxa" w:w="4195"/>
             <w:shd w:val="clear" w:color="auto" w:fill="E8EEF4"/>
           </w:tcPr>
           <w:p>
@@ -6942,7 +6903,7 @@
         </w:tc>
         <w:tc>
           <w:tcPr>
-            <w:tcW w:type="dxa" w:w="2041"/>
+            <w:tcW w:type="dxa" w:w="1928"/>
             <w:shd w:val="clear" w:color="auto" w:fill="E8EEF4"/>
           </w:tcPr>
           <w:p>
@@ -6961,7 +6922,7 @@
         </w:tc>
         <w:tc>
           <w:tcPr>
-            <w:tcW w:type="dxa" w:w="3572"/>
+            <w:tcW w:type="dxa" w:w="3402"/>
             <w:shd w:val="clear" w:color="auto" w:fill="E8EEF4"/>
           </w:tcPr>
           <w:p>
@@ -6980,7 +6941,7 @@
         </w:tc>
         <w:tc>
           <w:tcPr>
-            <w:tcW w:type="dxa" w:w="2835"/>
+            <w:tcW w:type="dxa" w:w="2891"/>
             <w:shd w:val="clear" w:color="auto" w:fill="E8EEF4"/>
           </w:tcPr>
           <w:p>
@@ -7004,7 +6965,7 @@
         </w:trPr>
         <w:tc>
           <w:tcPr>
-            <w:tcW w:type="dxa" w:w="2381"/>
+            <w:tcW w:type="dxa" w:w="2721"/>
           </w:tcPr>
           <w:p>
             <w:pPr>
@@ -7035,7 +6996,7 @@
         </w:tc>
         <w:tc>
           <w:tcPr>
-            <w:tcW w:type="dxa" w:w="4309"/>
+            <w:tcW w:type="dxa" w:w="4195"/>
           </w:tcPr>
           <w:p>
             <w:pPr>
@@ -7052,7 +7013,7 @@
         </w:tc>
         <w:tc>
           <w:tcPr>
-            <w:tcW w:type="dxa" w:w="2041"/>
+            <w:tcW w:type="dxa" w:w="1928"/>
           </w:tcPr>
           <w:p>
             <w:pPr>
@@ -7069,7 +7030,7 @@
         </w:tc>
         <w:tc>
           <w:tcPr>
-            <w:tcW w:type="dxa" w:w="3572"/>
+            <w:tcW w:type="dxa" w:w="3402"/>
           </w:tcPr>
           <w:p>
             <w:pPr>
@@ -7086,7 +7047,7 @@
         </w:tc>
         <w:tc>
           <w:tcPr>
-            <w:tcW w:type="dxa" w:w="2835"/>
+            <w:tcW w:type="dxa" w:w="2891"/>
           </w:tcPr>
           <w:p>
             <w:pPr>
@@ -7108,7 +7069,7 @@
         </w:trPr>
         <w:tc>
           <w:tcPr>
-            <w:tcW w:type="dxa" w:w="2381"/>
+            <w:tcW w:type="dxa" w:w="2721"/>
           </w:tcPr>
           <w:p>
             <w:pPr>
@@ -7139,7 +7100,7 @@
         </w:tc>
         <w:tc>
           <w:tcPr>
-            <w:tcW w:type="dxa" w:w="4309"/>
+            <w:tcW w:type="dxa" w:w="4195"/>
           </w:tcPr>
           <w:p>
             <w:pPr>
@@ -7156,7 +7117,7 @@
         </w:tc>
         <w:tc>
           <w:tcPr>
-            <w:tcW w:type="dxa" w:w="2041"/>
+            <w:tcW w:type="dxa" w:w="1928"/>
           </w:tcPr>
           <w:p>
             <w:pPr>
@@ -7173,7 +7134,7 @@
         </w:tc>
         <w:tc>
           <w:tcPr>
-            <w:tcW w:type="dxa" w:w="3572"/>
+            <w:tcW w:type="dxa" w:w="3402"/>
           </w:tcPr>
           <w:p>
             <w:pPr>
@@ -7201,7 +7162,7 @@
         </w:tc>
         <w:tc>
           <w:tcPr>
-            <w:tcW w:type="dxa" w:w="2835"/>
+            <w:tcW w:type="dxa" w:w="2891"/>
           </w:tcPr>
           <w:p>
             <w:pPr>
@@ -7223,7 +7184,7 @@
         </w:trPr>
         <w:tc>
           <w:tcPr>
-            <w:tcW w:type="dxa" w:w="2381"/>
+            <w:tcW w:type="dxa" w:w="2721"/>
           </w:tcPr>
           <w:p>
             <w:pPr>
@@ -7254,7 +7215,7 @@
         </w:tc>
         <w:tc>
           <w:tcPr>
-            <w:tcW w:type="dxa" w:w="4309"/>
+            <w:tcW w:type="dxa" w:w="4195"/>
           </w:tcPr>
           <w:p>
             <w:pPr>
@@ -7271,7 +7232,7 @@
         </w:tc>
         <w:tc>
           <w:tcPr>
-            <w:tcW w:type="dxa" w:w="2041"/>
+            <w:tcW w:type="dxa" w:w="1928"/>
           </w:tcPr>
           <w:p>
             <w:pPr>
@@ -7288,7 +7249,7 @@
         </w:tc>
         <w:tc>
           <w:tcPr>
-            <w:tcW w:type="dxa" w:w="3572"/>
+            <w:tcW w:type="dxa" w:w="3402"/>
           </w:tcPr>
           <w:p>
             <w:pPr>
@@ -7349,7 +7310,7 @@
         </w:tc>
         <w:tc>
           <w:tcPr>
-            <w:tcW w:type="dxa" w:w="2835"/>
+            <w:tcW w:type="dxa" w:w="2891"/>
           </w:tcPr>
           <w:p>
             <w:pPr>
@@ -7384,7 +7345,7 @@
         </w:trPr>
         <w:tc>
           <w:tcPr>
-            <w:tcW w:type="dxa" w:w="2381"/>
+            <w:tcW w:type="dxa" w:w="2721"/>
           </w:tcPr>
           <w:p>
             <w:pPr>
@@ -7415,7 +7376,7 @@
         </w:tc>
         <w:tc>
           <w:tcPr>
-            <w:tcW w:type="dxa" w:w="4309"/>
+            <w:tcW w:type="dxa" w:w="4195"/>
           </w:tcPr>
           <w:p>
             <w:pPr>
@@ -7432,7 +7393,7 @@
         </w:tc>
         <w:tc>
           <w:tcPr>
-            <w:tcW w:type="dxa" w:w="2041"/>
+            <w:tcW w:type="dxa" w:w="1928"/>
           </w:tcPr>
           <w:p>
             <w:pPr>
@@ -7449,7 +7410,7 @@
         </w:tc>
         <w:tc>
           <w:tcPr>
-            <w:tcW w:type="dxa" w:w="3572"/>
+            <w:tcW w:type="dxa" w:w="3402"/>
           </w:tcPr>
           <w:p>
             <w:pPr>
@@ -7465,7 +7426,7 @@
         </w:tc>
         <w:tc>
           <w:tcPr>
-            <w:tcW w:type="dxa" w:w="2835"/>
+            <w:tcW w:type="dxa" w:w="2891"/>
           </w:tcPr>
           <w:p>
             <w:pPr>
@@ -7524,11 +7485,11 @@
         <w:tblLook w:firstColumn="1" w:firstRow="1" w:lastColumn="0" w:lastRow="0" w:noHBand="0" w:noVBand="1" w:val="04A0"/>
       </w:tblPr>
       <w:tblGrid>
-        <w:gridCol w:w="2381"/>
-        <w:gridCol w:w="4309"/>
-        <w:gridCol w:w="2041"/>
-        <w:gridCol w:w="3572"/>
-        <w:gridCol w:w="2835"/>
+        <w:gridCol w:w="2721"/>
+        <w:gridCol w:w="4195"/>
+        <w:gridCol w:w="1928"/>
+        <w:gridCol w:w="3402"/>
+        <w:gridCol w:w="2891"/>
       </w:tblGrid>
       <w:tr>
         <w:trPr>
@@ -7536,7 +7497,7 @@
         </w:trPr>
         <w:tc>
           <w:tcPr>
-            <w:tcW w:type="dxa" w:w="2381"/>
+            <w:tcW w:type="dxa" w:w="2721"/>
             <w:shd w:val="clear" w:color="auto" w:fill="E8EEF4"/>
           </w:tcPr>
           <w:p>
@@ -7555,7 +7516,7 @@
         </w:tc>
         <w:tc>
           <w:tcPr>
-            <w:tcW w:type="dxa" w:w="4309"/>
+            <w:tcW w:type="dxa" w:w="4195"/>
             <w:shd w:val="clear" w:color="auto" w:fill="E8EEF4"/>
           </w:tcPr>
           <w:p>
@@ -7574,7 +7535,7 @@
         </w:tc>
         <w:tc>
           <w:tcPr>
-            <w:tcW w:type="dxa" w:w="2041"/>
+            <w:tcW w:type="dxa" w:w="1928"/>
             <w:shd w:val="clear" w:color="auto" w:fill="E8EEF4"/>
           </w:tcPr>
           <w:p>
@@ -7593,7 +7554,7 @@
         </w:tc>
         <w:tc>
           <w:tcPr>
-            <w:tcW w:type="dxa" w:w="3572"/>
+            <w:tcW w:type="dxa" w:w="3402"/>
             <w:shd w:val="clear" w:color="auto" w:fill="E8EEF4"/>
           </w:tcPr>
           <w:p>
@@ -7612,7 +7573,7 @@
         </w:tc>
         <w:tc>
           <w:tcPr>
-            <w:tcW w:type="dxa" w:w="2835"/>
+            <w:tcW w:type="dxa" w:w="2891"/>
             <w:shd w:val="clear" w:color="auto" w:fill="E8EEF4"/>
           </w:tcPr>
           <w:p>
@@ -7636,7 +7597,7 @@
         </w:trPr>
         <w:tc>
           <w:tcPr>
-            <w:tcW w:type="dxa" w:w="2381"/>
+            <w:tcW w:type="dxa" w:w="2721"/>
           </w:tcPr>
           <w:p>
             <w:pPr>
@@ -7667,7 +7628,7 @@
         </w:tc>
         <w:tc>
           <w:tcPr>
-            <w:tcW w:type="dxa" w:w="4309"/>
+            <w:tcW w:type="dxa" w:w="4195"/>
           </w:tcPr>
           <w:p>
             <w:pPr>
@@ -7697,7 +7658,7 @@
         </w:tc>
         <w:tc>
           <w:tcPr>
-            <w:tcW w:type="dxa" w:w="2041"/>
+            <w:tcW w:type="dxa" w:w="1928"/>
           </w:tcPr>
           <w:p>
             <w:pPr>
@@ -7714,7 +7675,7 @@
         </w:tc>
         <w:tc>
           <w:tcPr>
-            <w:tcW w:type="dxa" w:w="3572"/>
+            <w:tcW w:type="dxa" w:w="3402"/>
           </w:tcPr>
           <w:p>
             <w:pPr>
@@ -7731,7 +7692,7 @@
         </w:tc>
         <w:tc>
           <w:tcPr>
-            <w:tcW w:type="dxa" w:w="2835"/>
+            <w:tcW w:type="dxa" w:w="2891"/>
           </w:tcPr>
           <w:p>
             <w:pPr>
@@ -7753,7 +7714,7 @@
         </w:trPr>
         <w:tc>
           <w:tcPr>
-            <w:tcW w:type="dxa" w:w="2381"/>
+            <w:tcW w:type="dxa" w:w="2721"/>
           </w:tcPr>
           <w:p>
             <w:pPr>
@@ -7784,7 +7745,7 @@
         </w:tc>
         <w:tc>
           <w:tcPr>
-            <w:tcW w:type="dxa" w:w="4309"/>
+            <w:tcW w:type="dxa" w:w="4195"/>
           </w:tcPr>
           <w:p>
             <w:pPr>
@@ -7801,7 +7762,7 @@
         </w:tc>
         <w:tc>
           <w:tcPr>
-            <w:tcW w:type="dxa" w:w="2041"/>
+            <w:tcW w:type="dxa" w:w="1928"/>
           </w:tcPr>
           <w:p>
             <w:pPr>
@@ -7818,7 +7779,7 @@
         </w:tc>
         <w:tc>
           <w:tcPr>
-            <w:tcW w:type="dxa" w:w="3572"/>
+            <w:tcW w:type="dxa" w:w="3402"/>
           </w:tcPr>
           <w:p>
             <w:pPr>
@@ -7835,7 +7796,7 @@
         </w:tc>
         <w:tc>
           <w:tcPr>
-            <w:tcW w:type="dxa" w:w="2835"/>
+            <w:tcW w:type="dxa" w:w="2891"/>
           </w:tcPr>
           <w:p>
             <w:pPr>
@@ -7857,7 +7818,7 @@
         </w:trPr>
         <w:tc>
           <w:tcPr>
-            <w:tcW w:type="dxa" w:w="2381"/>
+            <w:tcW w:type="dxa" w:w="2721"/>
           </w:tcPr>
           <w:p>
             <w:pPr>
@@ -7876,7 +7837,7 @@
         </w:tc>
         <w:tc>
           <w:tcPr>
-            <w:tcW w:type="dxa" w:w="4309"/>
+            <w:tcW w:type="dxa" w:w="4195"/>
           </w:tcPr>
           <w:p>
             <w:pPr>
@@ -7906,7 +7867,7 @@
         </w:tc>
         <w:tc>
           <w:tcPr>
-            <w:tcW w:type="dxa" w:w="2041"/>
+            <w:tcW w:type="dxa" w:w="1928"/>
           </w:tcPr>
           <w:p>
             <w:pPr>
@@ -7923,7 +7884,7 @@
         </w:tc>
         <w:tc>
           <w:tcPr>
-            <w:tcW w:type="dxa" w:w="3572"/>
+            <w:tcW w:type="dxa" w:w="3402"/>
           </w:tcPr>
           <w:p>
             <w:pPr>
@@ -7940,7 +7901,7 @@
         </w:tc>
         <w:tc>
           <w:tcPr>
-            <w:tcW w:type="dxa" w:w="2835"/>
+            <w:tcW w:type="dxa" w:w="2891"/>
           </w:tcPr>
           <w:p>
             <w:pPr>
@@ -7986,11 +7947,11 @@
         <w:tblLook w:firstColumn="1" w:firstRow="1" w:lastColumn="0" w:lastRow="0" w:noHBand="0" w:noVBand="1" w:val="04A0"/>
       </w:tblPr>
       <w:tblGrid>
-        <w:gridCol w:w="2381"/>
-        <w:gridCol w:w="4309"/>
-        <w:gridCol w:w="2041"/>
-        <w:gridCol w:w="3572"/>
-        <w:gridCol w:w="2835"/>
+        <w:gridCol w:w="2721"/>
+        <w:gridCol w:w="4195"/>
+        <w:gridCol w:w="1928"/>
+        <w:gridCol w:w="3402"/>
+        <w:gridCol w:w="2891"/>
       </w:tblGrid>
       <w:tr>
         <w:trPr>
@@ -7998,7 +7959,7 @@
         </w:trPr>
         <w:tc>
           <w:tcPr>
-            <w:tcW w:type="dxa" w:w="2381"/>
+            <w:tcW w:type="dxa" w:w="2721"/>
             <w:shd w:val="clear" w:color="auto" w:fill="E8EEF4"/>
           </w:tcPr>
           <w:p>
@@ -8017,7 +7978,7 @@
         </w:tc>
         <w:tc>
           <w:tcPr>
-            <w:tcW w:type="dxa" w:w="4309"/>
+            <w:tcW w:type="dxa" w:w="4195"/>
             <w:shd w:val="clear" w:color="auto" w:fill="E8EEF4"/>
           </w:tcPr>
           <w:p>
@@ -8036,7 +7997,7 @@
         </w:tc>
         <w:tc>
           <w:tcPr>
-            <w:tcW w:type="dxa" w:w="2041"/>
+            <w:tcW w:type="dxa" w:w="1928"/>
             <w:shd w:val="clear" w:color="auto" w:fill="E8EEF4"/>
           </w:tcPr>
           <w:p>
@@ -8055,7 +8016,7 @@
         </w:tc>
         <w:tc>
           <w:tcPr>
-            <w:tcW w:type="dxa" w:w="3572"/>
+            <w:tcW w:type="dxa" w:w="3402"/>
             <w:shd w:val="clear" w:color="auto" w:fill="E8EEF4"/>
           </w:tcPr>
           <w:p>
@@ -8074,7 +8035,7 @@
         </w:tc>
         <w:tc>
           <w:tcPr>
-            <w:tcW w:type="dxa" w:w="2835"/>
+            <w:tcW w:type="dxa" w:w="2891"/>
             <w:shd w:val="clear" w:color="auto" w:fill="E8EEF4"/>
           </w:tcPr>
           <w:p>
@@ -8098,7 +8059,7 @@
         </w:trPr>
         <w:tc>
           <w:tcPr>
-            <w:tcW w:type="dxa" w:w="2381"/>
+            <w:tcW w:type="dxa" w:w="2721"/>
           </w:tcPr>
           <w:p>
             <w:pPr>
@@ -8129,7 +8090,7 @@
         </w:tc>
         <w:tc>
           <w:tcPr>
-            <w:tcW w:type="dxa" w:w="4309"/>
+            <w:tcW w:type="dxa" w:w="4195"/>
           </w:tcPr>
           <w:p>
             <w:pPr>
@@ -8146,7 +8107,7 @@
         </w:tc>
         <w:tc>
           <w:tcPr>
-            <w:tcW w:type="dxa" w:w="2041"/>
+            <w:tcW w:type="dxa" w:w="1928"/>
           </w:tcPr>
           <w:p>
             <w:pPr>
@@ -8163,7 +8124,7 @@
         </w:tc>
         <w:tc>
           <w:tcPr>
-            <w:tcW w:type="dxa" w:w="3572"/>
+            <w:tcW w:type="dxa" w:w="3402"/>
           </w:tcPr>
           <w:p>
             <w:pPr>
@@ -8191,7 +8152,7 @@
         </w:tc>
         <w:tc>
           <w:tcPr>
-            <w:tcW w:type="dxa" w:w="2835"/>
+            <w:tcW w:type="dxa" w:w="2891"/>
           </w:tcPr>
           <w:p>
             <w:pPr>
@@ -8213,7 +8174,7 @@
         </w:trPr>
         <w:tc>
           <w:tcPr>
-            <w:tcW w:type="dxa" w:w="2381"/>
+            <w:tcW w:type="dxa" w:w="2721"/>
           </w:tcPr>
           <w:p>
             <w:pPr>
@@ -8244,7 +8205,7 @@
         </w:tc>
         <w:tc>
           <w:tcPr>
-            <w:tcW w:type="dxa" w:w="4309"/>
+            <w:tcW w:type="dxa" w:w="4195"/>
           </w:tcPr>
           <w:p>
             <w:pPr>
@@ -8261,7 +8222,7 @@
         </w:tc>
         <w:tc>
           <w:tcPr>
-            <w:tcW w:type="dxa" w:w="2041"/>
+            <w:tcW w:type="dxa" w:w="1928"/>
           </w:tcPr>
           <w:p>
             <w:pPr>
@@ -8278,7 +8239,7 @@
         </w:tc>
         <w:tc>
           <w:tcPr>
-            <w:tcW w:type="dxa" w:w="3572"/>
+            <w:tcW w:type="dxa" w:w="3402"/>
           </w:tcPr>
           <w:p>
             <w:pPr>
@@ -8295,7 +8256,7 @@
         </w:tc>
         <w:tc>
           <w:tcPr>
-            <w:tcW w:type="dxa" w:w="2835"/>
+            <w:tcW w:type="dxa" w:w="2891"/>
           </w:tcPr>
           <w:p>
             <w:pPr>
@@ -8354,11 +8315,11 @@
         <w:tblLook w:firstColumn="1" w:firstRow="1" w:lastColumn="0" w:lastRow="0" w:noHBand="0" w:noVBand="1" w:val="04A0"/>
       </w:tblPr>
       <w:tblGrid>
-        <w:gridCol w:w="2381"/>
-        <w:gridCol w:w="4309"/>
-        <w:gridCol w:w="2041"/>
-        <w:gridCol w:w="3572"/>
-        <w:gridCol w:w="2835"/>
+        <w:gridCol w:w="2721"/>
+        <w:gridCol w:w="4195"/>
+        <w:gridCol w:w="1928"/>
+        <w:gridCol w:w="3402"/>
+        <w:gridCol w:w="2891"/>
       </w:tblGrid>
       <w:tr>
         <w:trPr>
@@ -8366,7 +8327,7 @@
         </w:trPr>
         <w:tc>
           <w:tcPr>
-            <w:tcW w:type="dxa" w:w="2381"/>
+            <w:tcW w:type="dxa" w:w="2721"/>
             <w:shd w:val="clear" w:color="auto" w:fill="E8EEF4"/>
           </w:tcPr>
           <w:p>
@@ -8385,7 +8346,7 @@
         </w:tc>
         <w:tc>
           <w:tcPr>
-            <w:tcW w:type="dxa" w:w="4309"/>
+            <w:tcW w:type="dxa" w:w="4195"/>
             <w:shd w:val="clear" w:color="auto" w:fill="E8EEF4"/>
           </w:tcPr>
           <w:p>
@@ -8404,7 +8365,7 @@
         </w:tc>
         <w:tc>
           <w:tcPr>
-            <w:tcW w:type="dxa" w:w="2041"/>
+            <w:tcW w:type="dxa" w:w="1928"/>
             <w:shd w:val="clear" w:color="auto" w:fill="E8EEF4"/>
           </w:tcPr>
           <w:p>
@@ -8423,7 +8384,7 @@
         </w:tc>
         <w:tc>
           <w:tcPr>
-            <w:tcW w:type="dxa" w:w="3572"/>
+            <w:tcW w:type="dxa" w:w="3402"/>
             <w:shd w:val="clear" w:color="auto" w:fill="E8EEF4"/>
           </w:tcPr>
           <w:p>
@@ -8442,7 +8403,7 @@
         </w:tc>
         <w:tc>
           <w:tcPr>
-            <w:tcW w:type="dxa" w:w="2835"/>
+            <w:tcW w:type="dxa" w:w="2891"/>
             <w:shd w:val="clear" w:color="auto" w:fill="E8EEF4"/>
           </w:tcPr>
           <w:p>
@@ -8466,7 +8427,7 @@
         </w:trPr>
         <w:tc>
           <w:tcPr>
-            <w:tcW w:type="dxa" w:w="2381"/>
+            <w:tcW w:type="dxa" w:w="2721"/>
           </w:tcPr>
           <w:p>
             <w:pPr>
@@ -8485,7 +8446,7 @@
         </w:tc>
         <w:tc>
           <w:tcPr>
-            <w:tcW w:type="dxa" w:w="4309"/>
+            <w:tcW w:type="dxa" w:w="4195"/>
           </w:tcPr>
           <w:p>
             <w:pPr>
@@ -8502,7 +8463,7 @@
         </w:tc>
         <w:tc>
           <w:tcPr>
-            <w:tcW w:type="dxa" w:w="2041"/>
+            <w:tcW w:type="dxa" w:w="1928"/>
           </w:tcPr>
           <w:p>
             <w:pPr>
@@ -8519,7 +8480,7 @@
         </w:tc>
         <w:tc>
           <w:tcPr>
-            <w:tcW w:type="dxa" w:w="3572"/>
+            <w:tcW w:type="dxa" w:w="3402"/>
           </w:tcPr>
           <w:p>
             <w:pPr>
@@ -8558,7 +8519,7 @@
         </w:tc>
         <w:tc>
           <w:tcPr>
-            <w:tcW w:type="dxa" w:w="2835"/>
+            <w:tcW w:type="dxa" w:w="2891"/>
           </w:tcPr>
           <w:p>
             <w:pPr>
@@ -8580,7 +8541,7 @@
         </w:trPr>
         <w:tc>
           <w:tcPr>
-            <w:tcW w:type="dxa" w:w="2381"/>
+            <w:tcW w:type="dxa" w:w="2721"/>
           </w:tcPr>
           <w:p>
             <w:pPr>
@@ -8599,7 +8560,7 @@
         </w:tc>
         <w:tc>
           <w:tcPr>
-            <w:tcW w:type="dxa" w:w="4309"/>
+            <w:tcW w:type="dxa" w:w="4195"/>
           </w:tcPr>
           <w:p>
             <w:pPr>
@@ -8616,7 +8577,7 @@
         </w:tc>
         <w:tc>
           <w:tcPr>
-            <w:tcW w:type="dxa" w:w="2041"/>
+            <w:tcW w:type="dxa" w:w="1928"/>
           </w:tcPr>
           <w:p>
             <w:pPr>
@@ -8633,7 +8594,7 @@
         </w:tc>
         <w:tc>
           <w:tcPr>
-            <w:tcW w:type="dxa" w:w="3572"/>
+            <w:tcW w:type="dxa" w:w="3402"/>
           </w:tcPr>
           <w:p>
             <w:pPr>
@@ -8672,7 +8633,7 @@
         </w:tc>
         <w:tc>
           <w:tcPr>
-            <w:tcW w:type="dxa" w:w="2835"/>
+            <w:tcW w:type="dxa" w:w="2891"/>
           </w:tcPr>
           <w:p>
             <w:pPr>
@@ -8694,7 +8655,7 @@
         </w:trPr>
         <w:tc>
           <w:tcPr>
-            <w:tcW w:type="dxa" w:w="2381"/>
+            <w:tcW w:type="dxa" w:w="2721"/>
           </w:tcPr>
           <w:p>
             <w:pPr>
@@ -8713,7 +8674,7 @@
         </w:tc>
         <w:tc>
           <w:tcPr>
-            <w:tcW w:type="dxa" w:w="4309"/>
+            <w:tcW w:type="dxa" w:w="4195"/>
           </w:tcPr>
           <w:p>
             <w:pPr>
@@ -8730,7 +8691,7 @@
         </w:tc>
         <w:tc>
           <w:tcPr>
-            <w:tcW w:type="dxa" w:w="2041"/>
+            <w:tcW w:type="dxa" w:w="1928"/>
           </w:tcPr>
           <w:p>
             <w:pPr>
@@ -8747,7 +8708,7 @@
         </w:tc>
         <w:tc>
           <w:tcPr>
-            <w:tcW w:type="dxa" w:w="3572"/>
+            <w:tcW w:type="dxa" w:w="3402"/>
           </w:tcPr>
           <w:p>
             <w:pPr>
@@ -8786,7 +8747,7 @@
         </w:tc>
         <w:tc>
           <w:tcPr>
-            <w:tcW w:type="dxa" w:w="2835"/>
+            <w:tcW w:type="dxa" w:w="2891"/>
           </w:tcPr>
           <w:p>
             <w:pPr>
@@ -8808,7 +8769,7 @@
         </w:trPr>
         <w:tc>
           <w:tcPr>
-            <w:tcW w:type="dxa" w:w="2381"/>
+            <w:tcW w:type="dxa" w:w="2721"/>
           </w:tcPr>
           <w:p>
             <w:pPr>
@@ -8827,7 +8788,7 @@
         </w:tc>
         <w:tc>
           <w:tcPr>
-            <w:tcW w:type="dxa" w:w="4309"/>
+            <w:tcW w:type="dxa" w:w="4195"/>
           </w:tcPr>
           <w:p>
             <w:pPr>
@@ -8844,7 +8805,7 @@
         </w:tc>
         <w:tc>
           <w:tcPr>
-            <w:tcW w:type="dxa" w:w="2041"/>
+            <w:tcW w:type="dxa" w:w="1928"/>
           </w:tcPr>
           <w:p>
             <w:pPr>
@@ -8861,7 +8822,7 @@
         </w:tc>
         <w:tc>
           <w:tcPr>
-            <w:tcW w:type="dxa" w:w="3572"/>
+            <w:tcW w:type="dxa" w:w="3402"/>
           </w:tcPr>
           <w:p>
             <w:pPr>
@@ -8900,7 +8861,7 @@
         </w:tc>
         <w:tc>
           <w:tcPr>
-            <w:tcW w:type="dxa" w:w="2835"/>
+            <w:tcW w:type="dxa" w:w="2891"/>
           </w:tcPr>
           <w:p>
             <w:pPr>
@@ -8922,7 +8883,7 @@
         </w:trPr>
         <w:tc>
           <w:tcPr>
-            <w:tcW w:type="dxa" w:w="2381"/>
+            <w:tcW w:type="dxa" w:w="2721"/>
           </w:tcPr>
           <w:p>
             <w:pPr>
@@ -8941,7 +8902,7 @@
         </w:tc>
         <w:tc>
           <w:tcPr>
-            <w:tcW w:type="dxa" w:w="4309"/>
+            <w:tcW w:type="dxa" w:w="4195"/>
           </w:tcPr>
           <w:p>
             <w:pPr>
@@ -8958,7 +8919,7 @@
         </w:tc>
         <w:tc>
           <w:tcPr>
-            <w:tcW w:type="dxa" w:w="2041"/>
+            <w:tcW w:type="dxa" w:w="1928"/>
           </w:tcPr>
           <w:p>
             <w:pPr>
@@ -8975,7 +8936,7 @@
         </w:tc>
         <w:tc>
           <w:tcPr>
-            <w:tcW w:type="dxa" w:w="3572"/>
+            <w:tcW w:type="dxa" w:w="3402"/>
           </w:tcPr>
           <w:p>
             <w:pPr>
@@ -9014,7 +8975,7 @@
         </w:tc>
         <w:tc>
           <w:tcPr>
-            <w:tcW w:type="dxa" w:w="2835"/>
+            <w:tcW w:type="dxa" w:w="2891"/>
           </w:tcPr>
           <w:p>
             <w:pPr>
@@ -9052,11 +9013,11 @@
         <w:tblLook w:firstColumn="1" w:firstRow="1" w:lastColumn="0" w:lastRow="0" w:noHBand="0" w:noVBand="1" w:val="04A0"/>
       </w:tblPr>
       <w:tblGrid>
-        <w:gridCol w:w="2381"/>
-        <w:gridCol w:w="4309"/>
-        <w:gridCol w:w="2041"/>
-        <w:gridCol w:w="3572"/>
-        <w:gridCol w:w="2835"/>
+        <w:gridCol w:w="2721"/>
+        <w:gridCol w:w="4195"/>
+        <w:gridCol w:w="1928"/>
+        <w:gridCol w:w="3402"/>
+        <w:gridCol w:w="2891"/>
       </w:tblGrid>
       <w:tr>
         <w:trPr>
@@ -9064,7 +9025,7 @@
         </w:trPr>
         <w:tc>
           <w:tcPr>
-            <w:tcW w:type="dxa" w:w="2381"/>
+            <w:tcW w:type="dxa" w:w="2721"/>
             <w:shd w:val="clear" w:color="auto" w:fill="E8EEF4"/>
           </w:tcPr>
           <w:p>
@@ -9083,7 +9044,7 @@
         </w:tc>
         <w:tc>
           <w:tcPr>
-            <w:tcW w:type="dxa" w:w="4309"/>
+            <w:tcW w:type="dxa" w:w="4195"/>
             <w:shd w:val="clear" w:color="auto" w:fill="E8EEF4"/>
           </w:tcPr>
           <w:p>
@@ -9102,7 +9063,7 @@
         </w:tc>
         <w:tc>
           <w:tcPr>
-            <w:tcW w:type="dxa" w:w="2041"/>
+            <w:tcW w:type="dxa" w:w="1928"/>
             <w:shd w:val="clear" w:color="auto" w:fill="E8EEF4"/>
           </w:tcPr>
           <w:p>
@@ -9121,7 +9082,7 @@
         </w:tc>
         <w:tc>
           <w:tcPr>
-            <w:tcW w:type="dxa" w:w="3572"/>
+            <w:tcW w:type="dxa" w:w="3402"/>
             <w:shd w:val="clear" w:color="auto" w:fill="E8EEF4"/>
           </w:tcPr>
           <w:p>
@@ -9140,7 +9101,7 @@
         </w:tc>
         <w:tc>
           <w:tcPr>
-            <w:tcW w:type="dxa" w:w="2835"/>
+            <w:tcW w:type="dxa" w:w="2891"/>
             <w:shd w:val="clear" w:color="auto" w:fill="E8EEF4"/>
           </w:tcPr>
           <w:p>
@@ -9164,7 +9125,7 @@
         </w:trPr>
         <w:tc>
           <w:tcPr>
-            <w:tcW w:type="dxa" w:w="2381"/>
+            <w:tcW w:type="dxa" w:w="2721"/>
           </w:tcPr>
           <w:p>
             <w:pPr>
@@ -9195,7 +9156,7 @@
         </w:tc>
         <w:tc>
           <w:tcPr>
-            <w:tcW w:type="dxa" w:w="4309"/>
+            <w:tcW w:type="dxa" w:w="4195"/>
           </w:tcPr>
           <w:p>
             <w:pPr>
@@ -9212,7 +9173,7 @@
         </w:tc>
         <w:tc>
           <w:tcPr>
-            <w:tcW w:type="dxa" w:w="2041"/>
+            <w:tcW w:type="dxa" w:w="1928"/>
           </w:tcPr>
           <w:p>
             <w:pPr>
@@ -9229,7 +9190,7 @@
         </w:tc>
         <w:tc>
           <w:tcPr>
-            <w:tcW w:type="dxa" w:w="3572"/>
+            <w:tcW w:type="dxa" w:w="3402"/>
           </w:tcPr>
           <w:p>
             <w:pPr>
@@ -9257,7 +9218,7 @@
         </w:tc>
         <w:tc>
           <w:tcPr>
-            <w:tcW w:type="dxa" w:w="2835"/>
+            <w:tcW w:type="dxa" w:w="2891"/>
           </w:tcPr>
           <w:p>
             <w:pPr>
@@ -9303,11 +9264,11 @@
         <w:tblLook w:firstColumn="1" w:firstRow="1" w:lastColumn="0" w:lastRow="0" w:noHBand="0" w:noVBand="1" w:val="04A0"/>
       </w:tblPr>
       <w:tblGrid>
-        <w:gridCol w:w="2381"/>
-        <w:gridCol w:w="4309"/>
-        <w:gridCol w:w="2041"/>
-        <w:gridCol w:w="3572"/>
-        <w:gridCol w:w="2835"/>
+        <w:gridCol w:w="2721"/>
+        <w:gridCol w:w="4195"/>
+        <w:gridCol w:w="1928"/>
+        <w:gridCol w:w="3402"/>
+        <w:gridCol w:w="2891"/>
       </w:tblGrid>
       <w:tr>
         <w:trPr>
@@ -9315,7 +9276,7 @@
         </w:trPr>
         <w:tc>
           <w:tcPr>
-            <w:tcW w:type="dxa" w:w="2381"/>
+            <w:tcW w:type="dxa" w:w="2721"/>
             <w:shd w:val="clear" w:color="auto" w:fill="E8EEF4"/>
           </w:tcPr>
           <w:p>
@@ -9334,7 +9295,7 @@
         </w:tc>
         <w:tc>
           <w:tcPr>
-            <w:tcW w:type="dxa" w:w="4309"/>
+            <w:tcW w:type="dxa" w:w="4195"/>
             <w:shd w:val="clear" w:color="auto" w:fill="E8EEF4"/>
           </w:tcPr>
           <w:p>
@@ -9353,7 +9314,7 @@
         </w:tc>
         <w:tc>
           <w:tcPr>
-            <w:tcW w:type="dxa" w:w="2041"/>
+            <w:tcW w:type="dxa" w:w="1928"/>
             <w:shd w:val="clear" w:color="auto" w:fill="E8EEF4"/>
           </w:tcPr>
           <w:p>
@@ -9372,7 +9333,7 @@
         </w:tc>
         <w:tc>
           <w:tcPr>
-            <w:tcW w:type="dxa" w:w="3572"/>
+            <w:tcW w:type="dxa" w:w="3402"/>
             <w:shd w:val="clear" w:color="auto" w:fill="E8EEF4"/>
           </w:tcPr>
           <w:p>
@@ -9391,7 +9352,7 @@
         </w:tc>
         <w:tc>
           <w:tcPr>
-            <w:tcW w:type="dxa" w:w="2835"/>
+            <w:tcW w:type="dxa" w:w="2891"/>
             <w:shd w:val="clear" w:color="auto" w:fill="E8EEF4"/>
           </w:tcPr>
           <w:p>
@@ -9415,7 +9376,7 @@
         </w:trPr>
         <w:tc>
           <w:tcPr>
-            <w:tcW w:type="dxa" w:w="2381"/>
+            <w:tcW w:type="dxa" w:w="2721"/>
           </w:tcPr>
           <w:p>
             <w:pPr>
@@ -9434,7 +9395,7 @@
         </w:tc>
         <w:tc>
           <w:tcPr>
-            <w:tcW w:type="dxa" w:w="4309"/>
+            <w:tcW w:type="dxa" w:w="4195"/>
           </w:tcPr>
           <w:p>
             <w:pPr>
@@ -9452,7 +9413,7 @@
         </w:tc>
         <w:tc>
           <w:tcPr>
-            <w:tcW w:type="dxa" w:w="2041"/>
+            <w:tcW w:type="dxa" w:w="1928"/>
           </w:tcPr>
           <w:p>
             <w:pPr>
@@ -9469,7 +9430,7 @@
         </w:tc>
         <w:tc>
           <w:tcPr>
-            <w:tcW w:type="dxa" w:w="3572"/>
+            <w:tcW w:type="dxa" w:w="3402"/>
           </w:tcPr>
           <w:p>
             <w:pPr>
@@ -9485,7 +9446,7 @@
         </w:tc>
         <w:tc>
           <w:tcPr>
-            <w:tcW w:type="dxa" w:w="2835"/>
+            <w:tcW w:type="dxa" w:w="2891"/>
           </w:tcPr>
           <w:p>
             <w:pPr>
@@ -9507,7 +9468,7 @@
         </w:trPr>
         <w:tc>
           <w:tcPr>
-            <w:tcW w:type="dxa" w:w="2381"/>
+            <w:tcW w:type="dxa" w:w="2721"/>
           </w:tcPr>
           <w:p>
             <w:pPr>
@@ -9538,7 +9499,7 @@
         </w:tc>
         <w:tc>
           <w:tcPr>
-            <w:tcW w:type="dxa" w:w="4309"/>
+            <w:tcW w:type="dxa" w:w="4195"/>
           </w:tcPr>
           <w:p>
             <w:pPr>
@@ -9555,7 +9516,7 @@
         </w:tc>
         <w:tc>
           <w:tcPr>
-            <w:tcW w:type="dxa" w:w="2041"/>
+            <w:tcW w:type="dxa" w:w="1928"/>
           </w:tcPr>
           <w:p>
             <w:pPr>
@@ -9572,7 +9533,7 @@
         </w:tc>
         <w:tc>
           <w:tcPr>
-            <w:tcW w:type="dxa" w:w="3572"/>
+            <w:tcW w:type="dxa" w:w="3402"/>
           </w:tcPr>
           <w:p>
             <w:pPr>
@@ -9589,7 +9550,7 @@
         </w:tc>
         <w:tc>
           <w:tcPr>
-            <w:tcW w:type="dxa" w:w="2835"/>
+            <w:tcW w:type="dxa" w:w="2891"/>
           </w:tcPr>
           <w:p>
             <w:pPr>
@@ -9611,7 +9572,7 @@
         </w:trPr>
         <w:tc>
           <w:tcPr>
-            <w:tcW w:type="dxa" w:w="2381"/>
+            <w:tcW w:type="dxa" w:w="2721"/>
           </w:tcPr>
           <w:p>
             <w:pPr>
@@ -9642,7 +9603,7 @@
         </w:tc>
         <w:tc>
           <w:tcPr>
-            <w:tcW w:type="dxa" w:w="4309"/>
+            <w:tcW w:type="dxa" w:w="4195"/>
           </w:tcPr>
           <w:p>
             <w:pPr>
@@ -9659,7 +9620,7 @@
         </w:tc>
         <w:tc>
           <w:tcPr>
-            <w:tcW w:type="dxa" w:w="2041"/>
+            <w:tcW w:type="dxa" w:w="1928"/>
           </w:tcPr>
           <w:p>
             <w:pPr>
@@ -9676,7 +9637,7 @@
         </w:tc>
         <w:tc>
           <w:tcPr>
-            <w:tcW w:type="dxa" w:w="3572"/>
+            <w:tcW w:type="dxa" w:w="3402"/>
           </w:tcPr>
           <w:p>
             <w:pPr>
@@ -9726,7 +9687,7 @@
         </w:tc>
         <w:tc>
           <w:tcPr>
-            <w:tcW w:type="dxa" w:w="2835"/>
+            <w:tcW w:type="dxa" w:w="2891"/>
           </w:tcPr>
           <w:p>
             <w:pPr>
@@ -9748,7 +9709,7 @@
         </w:trPr>
         <w:tc>
           <w:tcPr>
-            <w:tcW w:type="dxa" w:w="2381"/>
+            <w:tcW w:type="dxa" w:w="2721"/>
           </w:tcPr>
           <w:p>
             <w:pPr>
@@ -9779,7 +9740,7 @@
         </w:tc>
         <w:tc>
           <w:tcPr>
-            <w:tcW w:type="dxa" w:w="4309"/>
+            <w:tcW w:type="dxa" w:w="4195"/>
           </w:tcPr>
           <w:p>
             <w:pPr>
@@ -9796,7 +9757,7 @@
         </w:tc>
         <w:tc>
           <w:tcPr>
-            <w:tcW w:type="dxa" w:w="2041"/>
+            <w:tcW w:type="dxa" w:w="1928"/>
           </w:tcPr>
           <w:p>
             <w:pPr>
@@ -9813,7 +9774,7 @@
         </w:tc>
         <w:tc>
           <w:tcPr>
-            <w:tcW w:type="dxa" w:w="3572"/>
+            <w:tcW w:type="dxa" w:w="3402"/>
           </w:tcPr>
           <w:p>
             <w:pPr>
@@ -9829,7 +9790,7 @@
         </w:tc>
         <w:tc>
           <w:tcPr>
-            <w:tcW w:type="dxa" w:w="2835"/>
+            <w:tcW w:type="dxa" w:w="2891"/>
           </w:tcPr>
           <w:p>
             <w:pPr>
@@ -9864,7 +9825,7 @@
         </w:trPr>
         <w:tc>
           <w:tcPr>
-            <w:tcW w:type="dxa" w:w="2381"/>
+            <w:tcW w:type="dxa" w:w="2721"/>
           </w:tcPr>
           <w:p>
             <w:pPr>
@@ -9895,7 +9856,7 @@
         </w:tc>
         <w:tc>
           <w:tcPr>
-            <w:tcW w:type="dxa" w:w="4309"/>
+            <w:tcW w:type="dxa" w:w="4195"/>
           </w:tcPr>
           <w:p>
             <w:pPr>
@@ -9912,7 +9873,7 @@
         </w:tc>
         <w:tc>
           <w:tcPr>
-            <w:tcW w:type="dxa" w:w="2041"/>
+            <w:tcW w:type="dxa" w:w="1928"/>
           </w:tcPr>
           <w:p>
             <w:pPr>
@@ -9929,7 +9890,7 @@
         </w:tc>
         <w:tc>
           <w:tcPr>
-            <w:tcW w:type="dxa" w:w="3572"/>
+            <w:tcW w:type="dxa" w:w="3402"/>
           </w:tcPr>
           <w:p>
             <w:pPr>
@@ -9946,7 +9907,7 @@
         </w:tc>
         <w:tc>
           <w:tcPr>
-            <w:tcW w:type="dxa" w:w="2835"/>
+            <w:tcW w:type="dxa" w:w="2891"/>
           </w:tcPr>
           <w:p>
             <w:pPr>
@@ -9981,7 +9942,7 @@
         </w:trPr>
         <w:tc>
           <w:tcPr>
-            <w:tcW w:type="dxa" w:w="2381"/>
+            <w:tcW w:type="dxa" w:w="2721"/>
           </w:tcPr>
           <w:p>
             <w:pPr>
@@ -10012,7 +9973,7 @@
         </w:tc>
         <w:tc>
           <w:tcPr>
-            <w:tcW w:type="dxa" w:w="4309"/>
+            <w:tcW w:type="dxa" w:w="4195"/>
           </w:tcPr>
           <w:p>
             <w:pPr>
@@ -10029,7 +9990,7 @@
         </w:tc>
         <w:tc>
           <w:tcPr>
-            <w:tcW w:type="dxa" w:w="2041"/>
+            <w:tcW w:type="dxa" w:w="1928"/>
           </w:tcPr>
           <w:p>
             <w:pPr>
@@ -10046,7 +10007,7 @@
         </w:tc>
         <w:tc>
           <w:tcPr>
-            <w:tcW w:type="dxa" w:w="3572"/>
+            <w:tcW w:type="dxa" w:w="3402"/>
           </w:tcPr>
           <w:p>
             <w:pPr>
@@ -10085,7 +10046,7 @@
         </w:tc>
         <w:tc>
           <w:tcPr>
-            <w:tcW w:type="dxa" w:w="2835"/>
+            <w:tcW w:type="dxa" w:w="2891"/>
           </w:tcPr>
           <w:p>
             <w:pPr>
@@ -10107,7 +10068,7 @@
         </w:trPr>
         <w:tc>
           <w:tcPr>
-            <w:tcW w:type="dxa" w:w="2381"/>
+            <w:tcW w:type="dxa" w:w="2721"/>
           </w:tcPr>
           <w:p>
             <w:pPr>
@@ -10126,7 +10087,7 @@
         </w:tc>
         <w:tc>
           <w:tcPr>
-            <w:tcW w:type="dxa" w:w="4309"/>
+            <w:tcW w:type="dxa" w:w="4195"/>
           </w:tcPr>
           <w:p>
             <w:pPr>
@@ -10156,7 +10117,7 @@
         </w:tc>
         <w:tc>
           <w:tcPr>
-            <w:tcW w:type="dxa" w:w="2041"/>
+            <w:tcW w:type="dxa" w:w="1928"/>
           </w:tcPr>
           <w:p>
             <w:pPr>
@@ -10173,7 +10134,7 @@
         </w:tc>
         <w:tc>
           <w:tcPr>
-            <w:tcW w:type="dxa" w:w="3572"/>
+            <w:tcW w:type="dxa" w:w="3402"/>
           </w:tcPr>
           <w:p>
             <w:pPr>
@@ -10190,7 +10151,7 @@
         </w:tc>
         <w:tc>
           <w:tcPr>
-            <w:tcW w:type="dxa" w:w="2835"/>
+            <w:tcW w:type="dxa" w:w="2891"/>
           </w:tcPr>
           <w:p>
             <w:pPr>
@@ -10228,11 +10189,11 @@
         <w:tblLook w:firstColumn="1" w:firstRow="1" w:lastColumn="0" w:lastRow="0" w:noHBand="0" w:noVBand="1" w:val="04A0"/>
       </w:tblPr>
       <w:tblGrid>
-        <w:gridCol w:w="2381"/>
-        <w:gridCol w:w="4309"/>
-        <w:gridCol w:w="2041"/>
-        <w:gridCol w:w="3572"/>
-        <w:gridCol w:w="2835"/>
+        <w:gridCol w:w="2721"/>
+        <w:gridCol w:w="4195"/>
+        <w:gridCol w:w="1928"/>
+        <w:gridCol w:w="3402"/>
+        <w:gridCol w:w="2891"/>
       </w:tblGrid>
       <w:tr>
         <w:trPr>
@@ -10240,7 +10201,7 @@
         </w:trPr>
         <w:tc>
           <w:tcPr>
-            <w:tcW w:type="dxa" w:w="2381"/>
+            <w:tcW w:type="dxa" w:w="2721"/>
             <w:shd w:val="clear" w:color="auto" w:fill="E8EEF4"/>
           </w:tcPr>
           <w:p>
@@ -10259,7 +10220,7 @@
         </w:tc>
         <w:tc>
           <w:tcPr>
-            <w:tcW w:type="dxa" w:w="4309"/>
+            <w:tcW w:type="dxa" w:w="4195"/>
             <w:shd w:val="clear" w:color="auto" w:fill="E8EEF4"/>
           </w:tcPr>
           <w:p>
@@ -10278,7 +10239,7 @@
         </w:tc>
         <w:tc>
           <w:tcPr>
-            <w:tcW w:type="dxa" w:w="2041"/>
+            <w:tcW w:type="dxa" w:w="1928"/>
             <w:shd w:val="clear" w:color="auto" w:fill="E8EEF4"/>
           </w:tcPr>
           <w:p>
@@ -10297,7 +10258,7 @@
         </w:tc>
         <w:tc>
           <w:tcPr>
-            <w:tcW w:type="dxa" w:w="3572"/>
+            <w:tcW w:type="dxa" w:w="3402"/>
             <w:shd w:val="clear" w:color="auto" w:fill="E8EEF4"/>
           </w:tcPr>
           <w:p>
@@ -10316,7 +10277,7 @@
         </w:tc>
         <w:tc>
           <w:tcPr>
-            <w:tcW w:type="dxa" w:w="2835"/>
+            <w:tcW w:type="dxa" w:w="2891"/>
             <w:shd w:val="clear" w:color="auto" w:fill="E8EEF4"/>
           </w:tcPr>
           <w:p>
@@ -10340,7 +10301,7 @@
         </w:trPr>
         <w:tc>
           <w:tcPr>
-            <w:tcW w:type="dxa" w:w="2381"/>
+            <w:tcW w:type="dxa" w:w="2721"/>
           </w:tcPr>
           <w:p>
             <w:pPr>
@@ -10359,7 +10320,7 @@
         </w:tc>
         <w:tc>
           <w:tcPr>
-            <w:tcW w:type="dxa" w:w="4309"/>
+            <w:tcW w:type="dxa" w:w="4195"/>
           </w:tcPr>
           <w:p>
             <w:pPr>
@@ -10389,7 +10350,7 @@
         </w:tc>
         <w:tc>
           <w:tcPr>
-            <w:tcW w:type="dxa" w:w="2041"/>
+            <w:tcW w:type="dxa" w:w="1928"/>
           </w:tcPr>
           <w:p>
             <w:pPr>
@@ -10406,7 +10367,7 @@
         </w:tc>
         <w:tc>
           <w:tcPr>
-            <w:tcW w:type="dxa" w:w="3572"/>
+            <w:tcW w:type="dxa" w:w="3402"/>
           </w:tcPr>
           <w:p>
             <w:pPr>
@@ -10423,7 +10384,7 @@
         </w:tc>
         <w:tc>
           <w:tcPr>
-            <w:tcW w:type="dxa" w:w="2835"/>
+            <w:tcW w:type="dxa" w:w="2891"/>
           </w:tcPr>
           <w:p>
             <w:pPr>
@@ -10464,6 +10425,9 @@
       <w:t xml:space="preserve">Codebook: Lakeside Community Health Check (fictional sample)    Page </w:t>
     </w:r>
     <w:r>
+      <w:rPr>
+        <w:sz w:val="16"/>
+      </w:rPr>
       <w:fldChar w:fldCharType="begin"/>
       <w:instrText xml:space="preserve">PAGE</w:instrText>
       <w:fldChar w:fldCharType="end"/>
@@ -10475,6 +10439,9 @@
       <w:t xml:space="preserve"> of </w:t>
     </w:r>
     <w:r>
+      <w:rPr>
+        <w:sz w:val="16"/>
+      </w:rPr>
       <w:fldChar w:fldCharType="begin"/>
       <w:instrText xml:space="preserve">NUMPAGES</w:instrText>
       <w:fldChar w:fldCharType="end"/>

--- a/kits/redcap-xlsform/samples/04_codebook/lakeside_kobo_codebook.docx
+++ b/kits/redcap-xlsform/samples/04_codebook/lakeside_kobo_codebook.docx
@@ -876,7 +876,7 @@
     </w:p>
     <w:p>
       <w:pPr>
-        <w:pStyle w:val="Heading1"/>
+        <w:pStyle w:val="Heading2"/>
       </w:pPr>
       <w:r>
         <w:t>Form start</w:t>
@@ -1032,7 +1032,7 @@
               <w:rPr>
                 <w:sz w:val="17"/>
               </w:rPr>
-              <w:t>(no label)</w:t>
+              <w:t>(recorded automatically)</w:t>
             </w:r>
           </w:p>
         </w:tc>
@@ -1123,7 +1123,7 @@
               <w:rPr>
                 <w:sz w:val="17"/>
               </w:rPr>
-              <w:t>(no label)</w:t>
+              <w:t>(recorded automatically)</w:t>
             </w:r>
           </w:p>
         </w:tc>
@@ -1214,7 +1214,7 @@
               <w:rPr>
                 <w:sz w:val="17"/>
               </w:rPr>
-              <w:t>(no label)</w:t>
+              <w:t>(recorded automatically)</w:t>
             </w:r>
           </w:p>
         </w:tc>
@@ -1617,19 +1617,17 @@
       </w:tr>
     </w:tbl>
     <w:p>
-      <w:r>
-        <w:br w:type="page"/>
-      </w:r>
-    </w:p>
-    <w:p>
       <w:pPr>
-        <w:pStyle w:val="Heading1"/>
+        <w:pStyle w:val="Heading2"/>
       </w:pPr>
       <w:r>
         <w:t>Screening visit</w:t>
       </w:r>
     </w:p>
     <w:p>
+      <w:pPr>
+        <w:keepNext/>
+      </w:pPr>
       <w:r>
         <w:rPr>
           <w:i/>
@@ -2077,19 +2075,17 @@
       </w:tr>
     </w:tbl>
     <w:p>
-      <w:r>
-        <w:br w:type="page"/>
-      </w:r>
-    </w:p>
-    <w:p>
       <w:pPr>
-        <w:pStyle w:val="Heading1"/>
+        <w:pStyle w:val="Heading2"/>
       </w:pPr>
       <w:r>
         <w:t>Screening visit &gt; Section A: About you</w:t>
       </w:r>
     </w:p>
     <w:p>
+      <w:pPr>
+        <w:keepNext/>
+      </w:pPr>
       <w:r>
         <w:rPr>
           <w:i/>
@@ -2351,7 +2347,7 @@
               <w:rPr>
                 <w:sz w:val="17"/>
               </w:rPr>
-              <w:t>(no label)</w:t>
+              <w:t>(calculated, not shown on screen)</w:t>
             </w:r>
           </w:p>
         </w:tc>
@@ -2904,19 +2900,17 @@
       </w:tr>
     </w:tbl>
     <w:p>
-      <w:r>
-        <w:br w:type="page"/>
-      </w:r>
-    </w:p>
-    <w:p>
       <w:pPr>
-        <w:pStyle w:val="Heading1"/>
+        <w:pStyle w:val="Heading2"/>
       </w:pPr>
       <w:r>
         <w:t>Screening visit &gt; Section B: Your health</w:t>
       </w:r>
     </w:p>
     <w:p>
+      <w:pPr>
+        <w:keepNext/>
+      </w:pPr>
       <w:r>
         <w:rPr>
           <w:i/>
@@ -4053,19 +4047,17 @@
       </w:tr>
     </w:tbl>
     <w:p>
-      <w:r>
-        <w:br w:type="page"/>
-      </w:r>
-    </w:p>
-    <w:p>
       <w:pPr>
-        <w:pStyle w:val="Heading1"/>
+        <w:pStyle w:val="Heading2"/>
       </w:pPr>
       <w:r>
         <w:t>Screening visit &gt; Section B: Your health &gt; 13. In the past 2 weeks, how often have you had the following?</w:t>
       </w:r>
     </w:p>
     <w:p>
+      <w:pPr>
+        <w:keepNext/>
+      </w:pPr>
       <w:r>
         <w:rPr>
           <w:i/>
@@ -4759,19 +4751,17 @@
       </w:tr>
     </w:tbl>
     <w:p>
-      <w:r>
-        <w:br w:type="page"/>
-      </w:r>
-    </w:p>
-    <w:p>
       <w:pPr>
-        <w:pStyle w:val="Heading1"/>
+        <w:pStyle w:val="Heading2"/>
       </w:pPr>
       <w:r>
         <w:t>Screening visit &gt; Section C: Measurements (staff to complete)</w:t>
       </w:r>
     </w:p>
     <w:p>
+      <w:pPr>
+        <w:keepNext/>
+      </w:pPr>
       <w:r>
         <w:rPr>
           <w:i/>
@@ -5163,7 +5153,7 @@
               <w:rPr>
                 <w:sz w:val="17"/>
               </w:rPr>
-              <w:t>(no label)</w:t>
+              <w:t>(calculated, not shown on screen)</w:t>
             </w:r>
           </w:p>
         </w:tc>
@@ -5547,19 +5537,17 @@
       </w:tr>
     </w:tbl>
     <w:p>
-      <w:r>
-        <w:br w:type="page"/>
-      </w:r>
-    </w:p>
-    <w:p>
       <w:pPr>
-        <w:pStyle w:val="Heading1"/>
+        <w:pStyle w:val="Heading2"/>
       </w:pPr>
       <w:r>
         <w:t>Screening visit &gt; Section D: Result and follow-up (staff to complete)</w:t>
       </w:r>
     </w:p>
     <w:p>
+      <w:pPr>
+        <w:keepNext/>
+      </w:pPr>
       <w:r>
         <w:rPr>
           <w:i/>
@@ -5717,7 +5705,7 @@
               <w:rPr>
                 <w:sz w:val="17"/>
               </w:rPr>
-              <w:t>(no label)</w:t>
+              <w:t>(calculated, not shown on screen)</w:t>
             </w:r>
           </w:p>
         </w:tc>
@@ -6008,19 +5996,17 @@
       </w:tr>
     </w:tbl>
     <w:p>
-      <w:r>
-        <w:br w:type="page"/>
-      </w:r>
-    </w:p>
-    <w:p>
       <w:pPr>
-        <w:pStyle w:val="Heading1"/>
+        <w:pStyle w:val="Heading2"/>
       </w:pPr>
       <w:r>
         <w:t>Screening visit &gt; Section D: Result and follow-up (staff to complete) &gt; Contact details</w:t>
       </w:r>
     </w:p>
     <w:p>
+      <w:pPr>
+        <w:keepNext/>
+      </w:pPr>
       <w:r>
         <w:rPr>
           <w:i/>
@@ -6592,13 +6578,8 @@
       </w:tr>
     </w:tbl>
     <w:p>
-      <w:r>
-        <w:br w:type="page"/>
-      </w:r>
-    </w:p>
-    <w:p>
       <w:pPr>
-        <w:pStyle w:val="Heading1"/>
+        <w:pStyle w:val="Heading2"/>
       </w:pPr>
       <w:r>
         <w:t>Screening visit &gt; Section D: Result and follow-up (staff to complete) (continued)</w:t>
@@ -6825,19 +6806,17 @@
       </w:tr>
     </w:tbl>
     <w:p>
-      <w:r>
-        <w:br w:type="page"/>
-      </w:r>
-    </w:p>
-    <w:p>
       <w:pPr>
-        <w:pStyle w:val="Heading1"/>
+        <w:pStyle w:val="Heading2"/>
       </w:pPr>
       <w:r>
         <w:t>Follow-up visit</w:t>
       </w:r>
     </w:p>
     <w:p>
+      <w:pPr>
+        <w:keepNext/>
+      </w:pPr>
       <w:r>
         <w:rPr>
           <w:i/>
@@ -7457,19 +7436,17 @@
       </w:tr>
     </w:tbl>
     <w:p>
-      <w:r>
-        <w:br w:type="page"/>
-      </w:r>
-    </w:p>
-    <w:p>
       <w:pPr>
-        <w:pStyle w:val="Heading1"/>
+        <w:pStyle w:val="Heading2"/>
       </w:pPr>
       <w:r>
         <w:t>Follow-up visit &gt; Measurements</w:t>
       </w:r>
     </w:p>
     <w:p>
+      <w:pPr>
+        <w:keepNext/>
+      </w:pPr>
       <w:r>
         <w:rPr>
           <w:i/>
@@ -7919,19 +7896,17 @@
       </w:tr>
     </w:tbl>
     <w:p>
-      <w:r>
-        <w:br w:type="page"/>
-      </w:r>
-    </w:p>
-    <w:p>
       <w:pPr>
-        <w:pStyle w:val="Heading1"/>
+        <w:pStyle w:val="Heading2"/>
       </w:pPr>
       <w:r>
         <w:t>Follow-up visit &gt; Medicines and symptoms</w:t>
       </w:r>
     </w:p>
     <w:p>
+      <w:pPr>
+        <w:keepNext/>
+      </w:pPr>
       <w:r>
         <w:rPr>
           <w:i/>
@@ -8287,19 +8262,17 @@
       </w:tr>
     </w:tbl>
     <w:p>
-      <w:r>
-        <w:br w:type="page"/>
-      </w:r>
-    </w:p>
-    <w:p>
       <w:pPr>
-        <w:pStyle w:val="Heading1"/>
+        <w:pStyle w:val="Heading2"/>
       </w:pPr>
       <w:r>
         <w:t>Follow-up visit &gt; Medicines and symptoms &gt; F8. In the past 2 weeks, how often have you had the following?</w:t>
       </w:r>
     </w:p>
     <w:p>
+      <w:pPr>
+        <w:keepNext/>
+      </w:pPr>
       <w:r>
         <w:rPr>
           <w:i/>
@@ -8993,13 +8966,8 @@
       </w:tr>
     </w:tbl>
     <w:p>
-      <w:r>
-        <w:br w:type="page"/>
-      </w:r>
-    </w:p>
-    <w:p>
       <w:pPr>
-        <w:pStyle w:val="Heading1"/>
+        <w:pStyle w:val="Heading2"/>
       </w:pPr>
       <w:r>
         <w:t>Follow-up visit &gt; Medicines and symptoms (continued)</w:t>
@@ -9236,19 +9204,17 @@
       </w:tr>
     </w:tbl>
     <w:p>
-      <w:r>
-        <w:br w:type="page"/>
-      </w:r>
-    </w:p>
-    <w:p>
       <w:pPr>
-        <w:pStyle w:val="Heading1"/>
+        <w:pStyle w:val="Heading2"/>
       </w:pPr>
       <w:r>
         <w:t>Follow-up visit &gt; Health event (repeat)</w:t>
       </w:r>
     </w:p>
     <w:p>
+      <w:pPr>
+        <w:keepNext/>
+      </w:pPr>
       <w:r>
         <w:rPr>
           <w:i/>
@@ -10169,13 +10135,8 @@
       </w:tr>
     </w:tbl>
     <w:p>
-      <w:r>
-        <w:br w:type="page"/>
-      </w:r>
-    </w:p>
-    <w:p>
       <w:pPr>
-        <w:pStyle w:val="Heading1"/>
+        <w:pStyle w:val="Heading2"/>
       </w:pPr>
       <w:r>
         <w:t>Follow-up visit (continued)</w:t>
